--- a/class4-books/UT3 - Dec/ICT/ICT Worksheet 1 Grade 4.docx
+++ b/class4-books/UT3 - Dec/ICT/ICT Worksheet 1 Grade 4.docx
@@ -1,6 +1,6 @@
 
 <file path=word/document.xml><?xml version="1.0" encoding="utf-8"?>
-<w:document xmlns:wpc="http://schemas.microsoft.com/office/word/2010/wordprocessingCanvas" xmlns:cx="http://schemas.microsoft.com/office/drawing/2014/chartex" xmlns:cx1="http://schemas.microsoft.com/office/drawing/2015/9/8/chartex" xmlns:cx2="http://schemas.microsoft.com/office/drawing/2015/10/21/chartex" xmlns:cx3="http://schemas.microsoft.com/office/drawing/2016/5/9/chartex" xmlns:cx4="http://schemas.microsoft.com/office/drawing/2016/5/10/chartex" xmlns:cx5="http://schemas.microsoft.com/office/drawing/2016/5/11/chartex" xmlns:cx6="http://schemas.microsoft.com/office/drawing/2016/5/12/chartex" xmlns:cx7="http://schemas.microsoft.com/office/drawing/2016/5/13/chartex" xmlns:cx8="http://schemas.microsoft.com/office/drawing/2016/5/14/chartex" xmlns:mc="http://schemas.openxmlformats.org/markup-compatibility/2006" xmlns:aink="http://schemas.microsoft.com/office/drawing/2016/ink" xmlns:am3d="http://schemas.microsoft.com/office/drawing/2017/model3d" xmlns:o="urn:schemas-microsoft-com:office:office" xmlns:oel="http://schemas.microsoft.com/office/2019/extlst" xmlns:r="http://schemas.openxmlformats.org/officeDocument/2006/relationships" xmlns:m="http://schemas.openxmlformats.org/officeDocument/2006/math" xmlns:v="urn:schemas-microsoft-com:vml" xmlns:wp14="http://schemas.microsoft.com/office/word/2010/wordprocessingDrawing" xmlns:wp="http://schemas.openxmlformats.org/drawingml/2006/wordprocessingDrawing" xmlns:w10="urn:schemas-microsoft-com:office:word" xmlns:w="http://schemas.openxmlformats.org/wordprocessingml/2006/main" xmlns:w14="http://schemas.microsoft.com/office/word/2010/wordml" xmlns:w15="http://schemas.microsoft.com/office/word/2012/wordml" xmlns:w16cex="http://schemas.microsoft.com/office/word/2018/wordml/cex" xmlns:w16cid="http://schemas.microsoft.com/office/word/2016/wordml/cid" xmlns:w16="http://schemas.microsoft.com/office/word/2018/wordml" xmlns:w16du="http://schemas.microsoft.com/office/word/2023/wordml/word16du" xmlns:w16sdtdh="http://schemas.microsoft.com/office/word/2020/wordml/sdtdatahash" xmlns:w16sdtfl="http://schemas.microsoft.com/office/word/2024/wordml/sdtformatlock" xmlns:w16se="http://schemas.microsoft.com/office/word/2015/wordml/symex" xmlns:wpg="http://schemas.microsoft.com/office/word/2010/wordprocessingGroup" xmlns:wpi="http://schemas.microsoft.com/office/word/2010/wordprocessingInk" xmlns:wne="http://schemas.microsoft.com/office/word/2006/wordml" xmlns:wps="http://schemas.microsoft.com/office/word/2010/wordprocessingShape" mc:Ignorable="w14 w15 w16se w16cid w16 w16cex w16sdtdh w16sdtfl w16du wp14">
+<w:document xmlns:wpc="http://schemas.microsoft.com/office/word/2010/wordprocessingCanvas" xmlns:cx="http://schemas.microsoft.com/office/drawing/2014/chartex" xmlns:cx1="http://schemas.microsoft.com/office/drawing/2015/9/8/chartex" xmlns:cx2="http://schemas.microsoft.com/office/drawing/2015/10/21/chartex" xmlns:cx3="http://schemas.microsoft.com/office/drawing/2016/5/9/chartex" xmlns:cx4="http://schemas.microsoft.com/office/drawing/2016/5/10/chartex" xmlns:cx5="http://schemas.microsoft.com/office/drawing/2016/5/11/chartex" xmlns:cx6="http://schemas.microsoft.com/office/drawing/2016/5/12/chartex" xmlns:cx7="http://schemas.microsoft.com/office/drawing/2016/5/13/chartex" xmlns:cx8="http://schemas.microsoft.com/office/drawing/2016/5/14/chartex" xmlns:mc="http://schemas.openxmlformats.org/markup-compatibility/2006" xmlns:aink="http://schemas.microsoft.com/office/drawing/2016/ink" xmlns:am3d="http://schemas.microsoft.com/office/drawing/2017/model3d" xmlns:o="urn:schemas-microsoft-com:office:office" xmlns:oel="http://schemas.microsoft.com/office/2019/extlst" xmlns:r="http://schemas.openxmlformats.org/officeDocument/2006/relationships" xmlns:m="http://schemas.openxmlformats.org/officeDocument/2006/math" xmlns:v="urn:schemas-microsoft-com:vml" xmlns:wp14="http://schemas.microsoft.com/office/word/2010/wordprocessingDrawing" xmlns:wp="http://schemas.openxmlformats.org/drawingml/2006/wordprocessingDrawing" xmlns:w10="urn:schemas-microsoft-com:office:word" xmlns:w="http://schemas.openxmlformats.org/wordprocessingml/2006/main" xmlns:w14="http://schemas.microsoft.com/office/word/2010/wordml" xmlns:w15="http://schemas.microsoft.com/office/word/2012/wordml" xmlns:w16cex="http://schemas.microsoft.com/office/word/2018/wordml/cex" xmlns:w16cid="http://schemas.microsoft.com/office/word/2016/wordml/cid" xmlns:w16="http://schemas.microsoft.com/office/word/2018/wordml" xmlns:w16sdtdh="http://schemas.microsoft.com/office/word/2020/wordml/sdtdatahash" xmlns:w16se="http://schemas.microsoft.com/office/word/2015/wordml/symex" xmlns:wpg="http://schemas.microsoft.com/office/word/2010/wordprocessingGroup" xmlns:wpi="http://schemas.microsoft.com/office/word/2010/wordprocessingInk" xmlns:wne="http://schemas.microsoft.com/office/word/2006/wordml" xmlns:wps="http://schemas.microsoft.com/office/word/2010/wordprocessingShape" mc:Ignorable="w14 w15 w16se w16cid w16 w16cex w16sdtdh wp14">
   <w:body>
     <w:p>
       <w:pPr>
@@ -59,15 +59,7 @@
           <w:szCs w:val="24"/>
           <w:lang w:val="en-US"/>
         </w:rPr>
-        <w:t xml:space="preserve">1. </w:t>
-      </w:r>
-      <w:r>
-        <w:rPr>
-          <w:sz w:val="24"/>
-          <w:szCs w:val="24"/>
-          <w:lang w:val="en-US"/>
-        </w:rPr>
-        <w:t>In __________ broadband, the modem is connected to the phone line or a cable TV line.</w:t>
+        <w:t>1. In __________ broadband, the modem is connected to the phone line or a cable TV line.</w:t>
       </w:r>
     </w:p>
     <w:p>
@@ -161,15 +153,7 @@
           <w:szCs w:val="24"/>
           <w:lang w:val="en-US"/>
         </w:rPr>
-        <w:t xml:space="preserve">2. </w:t>
-      </w:r>
-      <w:r>
-        <w:rPr>
-          <w:sz w:val="24"/>
-          <w:szCs w:val="24"/>
-          <w:lang w:val="en-US"/>
-        </w:rPr>
-        <w:t>A computer equipped with _________ technology is said to have Wi-Fi Facility.</w:t>
+        <w:t>2. A computer equipped with _________ technology is said to have Wi-Fi Facility.</w:t>
       </w:r>
     </w:p>
     <w:p>
@@ -254,15 +238,7 @@
           <w:szCs w:val="24"/>
           <w:lang w:val="en-US"/>
         </w:rPr>
-        <w:t xml:space="preserve">3. </w:t>
-      </w:r>
-      <w:r>
-        <w:rPr>
-          <w:sz w:val="24"/>
-          <w:szCs w:val="24"/>
-          <w:lang w:val="en-US"/>
-        </w:rPr>
-        <w:t>A system is used to set up a ___________ broadband connection.</w:t>
+        <w:t>3. A system is used to set up a ___________ broadband connection.</w:t>
       </w:r>
     </w:p>
     <w:p>
@@ -387,65 +363,41 @@
           <w:szCs w:val="24"/>
           <w:lang w:val="en-US"/>
         </w:rPr>
-        <w:t xml:space="preserve">1. </w:t>
-      </w:r>
-      <w:r>
-        <w:rPr>
-          <w:sz w:val="24"/>
-          <w:szCs w:val="24"/>
-          <w:lang w:val="en-US"/>
-        </w:rPr>
-        <w:t>What is net surfing ?</w:t>
-      </w:r>
-    </w:p>
-    <w:p>
-      <w:pPr>
-        <w:rPr>
-          <w:sz w:val="24"/>
-          <w:szCs w:val="24"/>
-          <w:lang w:val="en-US"/>
-        </w:rPr>
-      </w:pPr>
-      <w:r>
-        <w:rPr>
-          <w:sz w:val="24"/>
-          <w:szCs w:val="24"/>
-          <w:lang w:val="en-US"/>
-        </w:rPr>
-        <w:t xml:space="preserve">2. </w:t>
-      </w:r>
-      <w:r>
-        <w:rPr>
-          <w:sz w:val="24"/>
-          <w:szCs w:val="24"/>
-          <w:lang w:val="en-US"/>
-        </w:rPr>
-        <w:t>Name the first computer network that grew become the Internet?</w:t>
-      </w:r>
-    </w:p>
-    <w:p>
-      <w:pPr>
-        <w:rPr>
-          <w:sz w:val="24"/>
-          <w:szCs w:val="24"/>
-          <w:lang w:val="en-US"/>
-        </w:rPr>
-      </w:pPr>
-      <w:r>
-        <w:rPr>
-          <w:sz w:val="24"/>
-          <w:szCs w:val="24"/>
-          <w:lang w:val="en-US"/>
-        </w:rPr>
-        <w:t xml:space="preserve">3. </w:t>
-      </w:r>
-      <w:r>
-        <w:rPr>
-          <w:sz w:val="24"/>
-          <w:szCs w:val="24"/>
-          <w:lang w:val="en-US"/>
-        </w:rPr>
-        <w:t xml:space="preserve">What is </w:t>
+        <w:t>1. What is net surfing ?</w:t>
+      </w:r>
+    </w:p>
+    <w:p>
+      <w:pPr>
+        <w:rPr>
+          <w:sz w:val="24"/>
+          <w:szCs w:val="24"/>
+          <w:lang w:val="en-US"/>
+        </w:rPr>
+      </w:pPr>
+      <w:r>
+        <w:rPr>
+          <w:sz w:val="24"/>
+          <w:szCs w:val="24"/>
+          <w:lang w:val="en-US"/>
+        </w:rPr>
+        <w:t>2. Name the first computer network that grew become the Internet?</w:t>
+      </w:r>
+    </w:p>
+    <w:p>
+      <w:pPr>
+        <w:rPr>
+          <w:sz w:val="24"/>
+          <w:szCs w:val="24"/>
+          <w:lang w:val="en-US"/>
+        </w:rPr>
+      </w:pPr>
+      <w:r>
+        <w:rPr>
+          <w:sz w:val="24"/>
+          <w:szCs w:val="24"/>
+          <w:lang w:val="en-US"/>
+        </w:rPr>
+        <w:t xml:space="preserve">3. What is </w:t>
       </w:r>
       <w:proofErr w:type="gramStart"/>
       <w:r>
@@ -592,6 +544,3617 @@
         </w:rPr>
       </w:pPr>
     </w:p>
+    <w:p>
+      <w:pPr>
+        <w:rPr>
+          <w:b/>
+          <w:bCs/>
+          <w:sz w:val="24"/>
+          <w:szCs w:val="24"/>
+          <w:lang w:val="en-US"/>
+        </w:rPr>
+      </w:pPr>
+      <w:r>
+        <w:rPr>
+          <w:b/>
+          <w:bCs/>
+          <w:sz w:val="24"/>
+          <w:szCs w:val="24"/>
+          <w:lang w:val="en-US"/>
+        </w:rPr>
+        <w:t>Q.1) Choose the correct option:</w:t>
+      </w:r>
+    </w:p>
+    <w:p>
+      <w:pPr>
+        <w:rPr>
+          <w:sz w:val="24"/>
+          <w:szCs w:val="24"/>
+          <w:lang w:val="en-US"/>
+        </w:rPr>
+      </w:pPr>
+      <w:r>
+        <w:rPr>
+          <w:b/>
+          <w:bCs/>
+          <w:sz w:val="24"/>
+          <w:szCs w:val="24"/>
+          <w:lang w:val="en-US"/>
+        </w:rPr>
+        <w:t>1. In __________ broadband, the modem is connected to the phone line or a cable TV line.</w:t>
+      </w:r>
+      <w:r>
+        <w:rPr>
+          <w:sz w:val="24"/>
+          <w:szCs w:val="24"/>
+          <w:lang w:val="en-US"/>
+        </w:rPr>
+        <w:br/>
+        <w:t>A. Mobile broadband B. Wireless broadband C. Wired broadband D. Satellite broadband</w:t>
+      </w:r>
+      <w:r>
+        <w:rPr>
+          <w:sz w:val="24"/>
+          <w:szCs w:val="24"/>
+          <w:lang w:val="en-US"/>
+        </w:rPr>
+        <w:br/>
+      </w:r>
+      <w:r>
+        <w:rPr>
+          <w:b/>
+          <w:bCs/>
+          <w:sz w:val="24"/>
+          <w:szCs w:val="24"/>
+          <w:lang w:val="en-US"/>
+        </w:rPr>
+        <w:t>Answer: C. Wired broadband</w:t>
+      </w:r>
+      <w:r>
+        <w:rPr>
+          <w:sz w:val="24"/>
+          <w:szCs w:val="24"/>
+          <w:lang w:val="en-US"/>
+        </w:rPr>
+        <w:br/>
+      </w:r>
+      <w:r>
+        <w:rPr>
+          <w:i/>
+          <w:iCs/>
+          <w:sz w:val="24"/>
+          <w:szCs w:val="24"/>
+          <w:lang w:val="en-US"/>
+        </w:rPr>
+        <w:t>Explanation: Wired broadband uses physical cables (phone lines or cable TV lines) to connect modem directly to internet service.</w:t>
+      </w:r>
+      <w:r>
+        <w:rPr>
+          <w:sz w:val="24"/>
+          <w:szCs w:val="24"/>
+          <w:lang w:val="en-US"/>
+        </w:rPr>
+        <w:t>​</w:t>
+      </w:r>
+    </w:p>
+    <w:p>
+      <w:pPr>
+        <w:rPr>
+          <w:sz w:val="24"/>
+          <w:szCs w:val="24"/>
+          <w:lang w:val="en-US"/>
+        </w:rPr>
+      </w:pPr>
+      <w:r>
+        <w:rPr>
+          <w:b/>
+          <w:bCs/>
+          <w:sz w:val="24"/>
+          <w:szCs w:val="24"/>
+          <w:lang w:val="en-US"/>
+        </w:rPr>
+        <w:t>2. A computer equipped with _________ technology is said to have Wi-Fi Facility.</w:t>
+      </w:r>
+      <w:r>
+        <w:rPr>
+          <w:sz w:val="24"/>
+          <w:szCs w:val="24"/>
+          <w:lang w:val="en-US"/>
+        </w:rPr>
+        <w:br/>
+        <w:t>A. Bluetooth B. Infrared C. Wireless D. Ethernet</w:t>
+      </w:r>
+      <w:r>
+        <w:rPr>
+          <w:sz w:val="24"/>
+          <w:szCs w:val="24"/>
+          <w:lang w:val="en-US"/>
+        </w:rPr>
+        <w:br/>
+      </w:r>
+      <w:r>
+        <w:rPr>
+          <w:b/>
+          <w:bCs/>
+          <w:sz w:val="24"/>
+          <w:szCs w:val="24"/>
+          <w:lang w:val="en-US"/>
+        </w:rPr>
+        <w:t>Answer: C. Wireless</w:t>
+      </w:r>
+      <w:r>
+        <w:rPr>
+          <w:sz w:val="24"/>
+          <w:szCs w:val="24"/>
+          <w:lang w:val="en-US"/>
+        </w:rPr>
+        <w:br/>
+      </w:r>
+      <w:r>
+        <w:rPr>
+          <w:i/>
+          <w:iCs/>
+          <w:sz w:val="24"/>
+          <w:szCs w:val="24"/>
+          <w:lang w:val="en-US"/>
+        </w:rPr>
+        <w:t>Explanation: Wi-Fi is wireless technology that lets computers connect to internet without cables.</w:t>
+      </w:r>
+      <w:r>
+        <w:rPr>
+          <w:sz w:val="24"/>
+          <w:szCs w:val="24"/>
+          <w:lang w:val="en-US"/>
+        </w:rPr>
+        <w:t>​</w:t>
+      </w:r>
+    </w:p>
+    <w:p>
+      <w:pPr>
+        <w:rPr>
+          <w:sz w:val="24"/>
+          <w:szCs w:val="24"/>
+          <w:lang w:val="en-US"/>
+        </w:rPr>
+      </w:pPr>
+      <w:r>
+        <w:rPr>
+          <w:b/>
+          <w:bCs/>
+          <w:sz w:val="24"/>
+          <w:szCs w:val="24"/>
+          <w:lang w:val="en-US"/>
+        </w:rPr>
+        <w:lastRenderedPageBreak/>
+        <w:t>3. A system is used to set up a ___________ broadband connection.</w:t>
+      </w:r>
+      <w:r>
+        <w:rPr>
+          <w:sz w:val="24"/>
+          <w:szCs w:val="24"/>
+          <w:lang w:val="en-US"/>
+        </w:rPr>
+        <w:br/>
+        <w:t>A. Satellite system B. Mobile system C. Wireless system D. Wired system</w:t>
+      </w:r>
+      <w:r>
+        <w:rPr>
+          <w:sz w:val="24"/>
+          <w:szCs w:val="24"/>
+          <w:lang w:val="en-US"/>
+        </w:rPr>
+        <w:br/>
+      </w:r>
+      <w:r>
+        <w:rPr>
+          <w:b/>
+          <w:bCs/>
+          <w:sz w:val="24"/>
+          <w:szCs w:val="24"/>
+          <w:lang w:val="en-US"/>
+        </w:rPr>
+        <w:t>Answer: C. Wireless system</w:t>
+      </w:r>
+      <w:r>
+        <w:rPr>
+          <w:sz w:val="24"/>
+          <w:szCs w:val="24"/>
+          <w:lang w:val="en-US"/>
+        </w:rPr>
+        <w:br/>
+      </w:r>
+      <w:r>
+        <w:rPr>
+          <w:i/>
+          <w:iCs/>
+          <w:sz w:val="24"/>
+          <w:szCs w:val="24"/>
+          <w:lang w:val="en-US"/>
+        </w:rPr>
+        <w:t>Explanation: Wireless systems (like routers) create Wi-Fi networks for wireless broadband connections.</w:t>
+      </w:r>
+    </w:p>
+    <w:p>
+      <w:pPr>
+        <w:rPr>
+          <w:b/>
+          <w:bCs/>
+          <w:sz w:val="24"/>
+          <w:szCs w:val="24"/>
+          <w:lang w:val="en-US"/>
+        </w:rPr>
+      </w:pPr>
+      <w:r>
+        <w:rPr>
+          <w:b/>
+          <w:bCs/>
+          <w:sz w:val="24"/>
+          <w:szCs w:val="24"/>
+          <w:lang w:val="en-US"/>
+        </w:rPr>
+        <w:t>Q.2) Answer the following:</w:t>
+      </w:r>
+    </w:p>
+    <w:p>
+      <w:pPr>
+        <w:rPr>
+          <w:sz w:val="24"/>
+          <w:szCs w:val="24"/>
+          <w:lang w:val="en-US"/>
+        </w:rPr>
+      </w:pPr>
+      <w:r>
+        <w:rPr>
+          <w:b/>
+          <w:bCs/>
+          <w:sz w:val="24"/>
+          <w:szCs w:val="24"/>
+          <w:lang w:val="en-US"/>
+        </w:rPr>
+        <w:t>1. What is net surfing?</w:t>
+      </w:r>
+      <w:r>
+        <w:rPr>
+          <w:sz w:val="24"/>
+          <w:szCs w:val="24"/>
+          <w:lang w:val="en-US"/>
+        </w:rPr>
+        <w:br/>
+      </w:r>
+      <w:r>
+        <w:rPr>
+          <w:b/>
+          <w:bCs/>
+          <w:sz w:val="24"/>
+          <w:szCs w:val="24"/>
+          <w:lang w:val="en-US"/>
+        </w:rPr>
+        <w:t>Answer: Net surfing means browsing and navigating websites on the internet casually, like jumping from one webpage to another.</w:t>
+      </w:r>
+    </w:p>
+    <w:p>
+      <w:pPr>
+        <w:rPr>
+          <w:sz w:val="24"/>
+          <w:szCs w:val="24"/>
+          <w:lang w:val="en-US"/>
+        </w:rPr>
+      </w:pPr>
+      <w:r>
+        <w:rPr>
+          <w:b/>
+          <w:bCs/>
+          <w:sz w:val="24"/>
+          <w:szCs w:val="24"/>
+          <w:lang w:val="en-US"/>
+        </w:rPr>
+        <w:t>2. Name the first computer network that grew to become the Internet?</w:t>
+      </w:r>
+      <w:r>
+        <w:rPr>
+          <w:sz w:val="24"/>
+          <w:szCs w:val="24"/>
+          <w:lang w:val="en-US"/>
+        </w:rPr>
+        <w:br/>
+      </w:r>
+      <w:r>
+        <w:rPr>
+          <w:b/>
+          <w:bCs/>
+          <w:sz w:val="24"/>
+          <w:szCs w:val="24"/>
+          <w:lang w:val="en-US"/>
+        </w:rPr>
+        <w:t>Answer: ARPANET (Advanced Research Projects Agency Network)</w:t>
+      </w:r>
+      <w:r>
+        <w:rPr>
+          <w:sz w:val="24"/>
+          <w:szCs w:val="24"/>
+          <w:lang w:val="en-US"/>
+        </w:rPr>
+        <w:br/>
+      </w:r>
+      <w:r>
+        <w:rPr>
+          <w:i/>
+          <w:iCs/>
+          <w:sz w:val="24"/>
+          <w:szCs w:val="24"/>
+          <w:lang w:val="en-US"/>
+        </w:rPr>
+        <w:t>Explanation: ARPANET was created in 1969 by US Defense Department and formed the foundation of today's Internet.</w:t>
+      </w:r>
+    </w:p>
+    <w:p>
+      <w:pPr>
+        <w:rPr>
+          <w:sz w:val="24"/>
+          <w:szCs w:val="24"/>
+          <w:lang w:val="en-US"/>
+        </w:rPr>
+      </w:pPr>
+      <w:r>
+        <w:rPr>
+          <w:b/>
+          <w:bCs/>
+          <w:sz w:val="24"/>
+          <w:szCs w:val="24"/>
+          <w:lang w:val="en-US"/>
+        </w:rPr>
+        <w:t>3. What is modem?</w:t>
+      </w:r>
+      <w:r>
+        <w:rPr>
+          <w:sz w:val="24"/>
+          <w:szCs w:val="24"/>
+          <w:lang w:val="en-US"/>
+        </w:rPr>
+        <w:br/>
+      </w:r>
+      <w:r>
+        <w:rPr>
+          <w:b/>
+          <w:bCs/>
+          <w:sz w:val="24"/>
+          <w:szCs w:val="24"/>
+          <w:lang w:val="en-US"/>
+        </w:rPr>
+        <w:t>Answer: Modem is a device that converts digital computer signals to analog signals for phone/cable lines (and vice versa) to connect to internet.</w:t>
+      </w:r>
+    </w:p>
+    <w:p>
+      <w:pPr>
+        <w:rPr>
+          <w:b/>
+          <w:bCs/>
+          <w:sz w:val="24"/>
+          <w:szCs w:val="24"/>
+          <w:lang w:val="en-US"/>
+        </w:rPr>
+      </w:pPr>
+      <w:r>
+        <w:rPr>
+          <w:b/>
+          <w:bCs/>
+          <w:sz w:val="24"/>
+          <w:szCs w:val="24"/>
+          <w:lang w:val="en-US"/>
+        </w:rPr>
+        <w:t>Q.3) Full Form:</w:t>
+      </w:r>
+    </w:p>
+    <w:p>
+      <w:pPr>
+        <w:rPr>
+          <w:sz w:val="24"/>
+          <w:szCs w:val="24"/>
+          <w:lang w:val="en-US"/>
+        </w:rPr>
+      </w:pPr>
+      <w:r>
+        <w:rPr>
+          <w:b/>
+          <w:bCs/>
+          <w:sz w:val="24"/>
+          <w:szCs w:val="24"/>
+          <w:lang w:val="en-US"/>
+        </w:rPr>
+        <w:t>1) WWW:</w:t>
+      </w:r>
+      <w:r>
+        <w:rPr>
+          <w:sz w:val="24"/>
+          <w:szCs w:val="24"/>
+          <w:lang w:val="en-US"/>
+        </w:rPr>
+        <w:br/>
+      </w:r>
+      <w:r>
+        <w:rPr>
+          <w:b/>
+          <w:bCs/>
+          <w:sz w:val="24"/>
+          <w:szCs w:val="24"/>
+          <w:lang w:val="en-US"/>
+        </w:rPr>
+        <w:t>Answer: World Wide Web</w:t>
+      </w:r>
+    </w:p>
+    <w:p>
+      <w:pPr>
+        <w:rPr>
+          <w:sz w:val="24"/>
+          <w:szCs w:val="24"/>
+          <w:lang w:val="en-US"/>
+        </w:rPr>
+      </w:pPr>
+      <w:r>
+        <w:rPr>
+          <w:b/>
+          <w:bCs/>
+          <w:sz w:val="24"/>
+          <w:szCs w:val="24"/>
+          <w:lang w:val="en-US"/>
+        </w:rPr>
+        <w:t>2) https:</w:t>
+      </w:r>
+      <w:r>
+        <w:rPr>
+          <w:sz w:val="24"/>
+          <w:szCs w:val="24"/>
+          <w:lang w:val="en-US"/>
+        </w:rPr>
+        <w:br/>
+      </w:r>
+      <w:r>
+        <w:rPr>
+          <w:b/>
+          <w:bCs/>
+          <w:sz w:val="24"/>
+          <w:szCs w:val="24"/>
+          <w:lang w:val="en-US"/>
+        </w:rPr>
+        <w:t xml:space="preserve">Answer: </w:t>
+      </w:r>
+      <w:proofErr w:type="spellStart"/>
+      <w:r>
+        <w:rPr>
+          <w:b/>
+          <w:bCs/>
+          <w:sz w:val="24"/>
+          <w:szCs w:val="24"/>
+          <w:lang w:val="en-US"/>
+        </w:rPr>
+        <w:t>HyperText</w:t>
+      </w:r>
+      <w:proofErr w:type="spellEnd"/>
+      <w:r>
+        <w:rPr>
+          <w:b/>
+          <w:bCs/>
+          <w:sz w:val="24"/>
+          <w:szCs w:val="24"/>
+          <w:lang w:val="en-US"/>
+        </w:rPr>
+        <w:t xml:space="preserve"> Transfer Protocol Secure</w:t>
+      </w:r>
+      <w:r>
+        <w:rPr>
+          <w:sz w:val="24"/>
+          <w:szCs w:val="24"/>
+          <w:lang w:val="en-US"/>
+        </w:rPr>
+        <w:br/>
+      </w:r>
+      <w:r>
+        <w:rPr>
+          <w:i/>
+          <w:iCs/>
+          <w:sz w:val="24"/>
+          <w:szCs w:val="24"/>
+          <w:lang w:val="en-US"/>
+        </w:rPr>
+        <w:t>Explanation: HTTPS adds security encryption to protect data during web browsing.</w:t>
+      </w:r>
+    </w:p>
+    <w:p>
+      <w:pPr>
+        <w:rPr>
+          <w:sz w:val="24"/>
+          <w:szCs w:val="24"/>
+          <w:lang w:val="en-US"/>
+        </w:rPr>
+      </w:pPr>
+      <w:r>
+        <w:rPr>
+          <w:b/>
+          <w:bCs/>
+          <w:sz w:val="24"/>
+          <w:szCs w:val="24"/>
+          <w:lang w:val="en-US"/>
+        </w:rPr>
+        <w:t>3) URL:</w:t>
+      </w:r>
+      <w:r>
+        <w:rPr>
+          <w:sz w:val="24"/>
+          <w:szCs w:val="24"/>
+          <w:lang w:val="en-US"/>
+        </w:rPr>
+        <w:br/>
+      </w:r>
+      <w:r>
+        <w:rPr>
+          <w:b/>
+          <w:bCs/>
+          <w:sz w:val="24"/>
+          <w:szCs w:val="24"/>
+          <w:lang w:val="en-US"/>
+        </w:rPr>
+        <w:t>Answer: Uniform Resource Locator</w:t>
+      </w:r>
+      <w:r>
+        <w:rPr>
+          <w:sz w:val="24"/>
+          <w:szCs w:val="24"/>
+          <w:lang w:val="en-US"/>
+        </w:rPr>
+        <w:br/>
+      </w:r>
+      <w:r>
+        <w:rPr>
+          <w:i/>
+          <w:iCs/>
+          <w:sz w:val="24"/>
+          <w:szCs w:val="24"/>
+          <w:lang w:val="en-US"/>
+        </w:rPr>
+        <w:t>Explanation: URL is the web address (like </w:t>
+      </w:r>
+      <w:hyperlink r:id="rId4" w:tgtFrame="_blank" w:history="1">
+        <w:r>
+          <w:rPr>
+            <w:rStyle w:val="Hyperlink"/>
+            <w:i/>
+            <w:iCs/>
+            <w:sz w:val="24"/>
+            <w:szCs w:val="24"/>
+            <w:lang w:val="en-US"/>
+          </w:rPr>
+          <w:t>https://www.google.com</w:t>
+        </w:r>
+      </w:hyperlink>
+      <w:r>
+        <w:rPr>
+          <w:i/>
+          <w:iCs/>
+          <w:sz w:val="24"/>
+          <w:szCs w:val="24"/>
+          <w:lang w:val="en-US"/>
+        </w:rPr>
+        <w:t>) that locates specific webpages.</w:t>
+      </w:r>
+    </w:p>
+    <w:p>
+      <w:pPr>
+        <w:rPr>
+          <w:sz w:val="24"/>
+          <w:szCs w:val="24"/>
+          <w:lang w:val="en-US"/>
+        </w:rPr>
+      </w:pPr>
+      <w:r>
+        <w:rPr>
+          <w:sz w:val="24"/>
+          <w:szCs w:val="24"/>
+          <w:lang w:val="en-US"/>
+        </w:rPr>
+        <w:pict w14:anchorId="06E3A9A5">
+          <v:rect id="_x0000_i1031" style="width:0;height:.75pt" o:hralign="center" o:hrstd="t" o:hr="t" fillcolor="#a0a0a0" stroked="f"/>
+        </w:pict>
+      </w:r>
+    </w:p>
+    <w:p>
+      <w:pPr>
+        <w:rPr>
+          <w:b/>
+          <w:bCs/>
+          <w:sz w:val="24"/>
+          <w:szCs w:val="24"/>
+          <w:lang w:val="en-US"/>
+        </w:rPr>
+      </w:pPr>
+      <w:r>
+        <w:rPr>
+          <w:b/>
+          <w:bCs/>
+          <w:sz w:val="24"/>
+          <w:szCs w:val="24"/>
+          <w:lang w:val="en-US"/>
+        </w:rPr>
+        <w:t>Additional Practice Questions (Internet/Networking - More Abbreviations &amp; Concepts)</w:t>
+      </w:r>
+    </w:p>
+    <w:p>
+      <w:pPr>
+        <w:rPr>
+          <w:b/>
+          <w:bCs/>
+          <w:sz w:val="24"/>
+          <w:szCs w:val="24"/>
+          <w:lang w:val="en-US"/>
+        </w:rPr>
+      </w:pPr>
+      <w:r>
+        <w:rPr>
+          <w:b/>
+          <w:bCs/>
+          <w:sz w:val="24"/>
+          <w:szCs w:val="24"/>
+          <w:lang w:val="en-US"/>
+        </w:rPr>
+        <w:t>Q.4) Choose the correct option:</w:t>
+      </w:r>
+    </w:p>
+    <w:p>
+      <w:pPr>
+        <w:rPr>
+          <w:sz w:val="24"/>
+          <w:szCs w:val="24"/>
+          <w:lang w:val="en-US"/>
+        </w:rPr>
+      </w:pPr>
+      <w:r>
+        <w:rPr>
+          <w:b/>
+          <w:bCs/>
+          <w:sz w:val="24"/>
+          <w:szCs w:val="24"/>
+          <w:lang w:val="en-US"/>
+        </w:rPr>
+        <w:t>1. What does ISP stand for?</w:t>
+      </w:r>
+      <w:r>
+        <w:rPr>
+          <w:sz w:val="24"/>
+          <w:szCs w:val="24"/>
+          <w:lang w:val="en-US"/>
+        </w:rPr>
+        <w:br/>
+        <w:t>A. Internet Service Provider B. Internal System Processor C. International Speed Protocol D. Internet Security Program</w:t>
+      </w:r>
+      <w:r>
+        <w:rPr>
+          <w:sz w:val="24"/>
+          <w:szCs w:val="24"/>
+          <w:lang w:val="en-US"/>
+        </w:rPr>
+        <w:br/>
+      </w:r>
+      <w:r>
+        <w:rPr>
+          <w:b/>
+          <w:bCs/>
+          <w:sz w:val="24"/>
+          <w:szCs w:val="24"/>
+          <w:lang w:val="en-US"/>
+        </w:rPr>
+        <w:t>Answer: A. Internet Service Provider</w:t>
+      </w:r>
+      <w:r>
+        <w:rPr>
+          <w:sz w:val="24"/>
+          <w:szCs w:val="24"/>
+          <w:lang w:val="en-US"/>
+        </w:rPr>
+        <w:br/>
+      </w:r>
+      <w:r>
+        <w:rPr>
+          <w:i/>
+          <w:iCs/>
+          <w:sz w:val="24"/>
+          <w:szCs w:val="24"/>
+          <w:lang w:val="en-US"/>
+        </w:rPr>
+        <w:t>Explanation: ISP companies (like Jio, Airtel) provide internet connection to homes.</w:t>
+      </w:r>
+    </w:p>
+    <w:p>
+      <w:pPr>
+        <w:rPr>
+          <w:sz w:val="24"/>
+          <w:szCs w:val="24"/>
+          <w:lang w:val="en-US"/>
+        </w:rPr>
+      </w:pPr>
+      <w:r>
+        <w:rPr>
+          <w:b/>
+          <w:bCs/>
+          <w:sz w:val="24"/>
+          <w:szCs w:val="24"/>
+          <w:lang w:val="en-US"/>
+        </w:rPr>
+        <w:t>2. Which device connects multiple computers to share internet?</w:t>
+      </w:r>
+      <w:r>
+        <w:rPr>
+          <w:sz w:val="24"/>
+          <w:szCs w:val="24"/>
+          <w:lang w:val="en-US"/>
+        </w:rPr>
+        <w:br/>
+        <w:t>A. Modem B. Router C. Keyboard D. Monitor</w:t>
+      </w:r>
+      <w:r>
+        <w:rPr>
+          <w:sz w:val="24"/>
+          <w:szCs w:val="24"/>
+          <w:lang w:val="en-US"/>
+        </w:rPr>
+        <w:br/>
+      </w:r>
+      <w:r>
+        <w:rPr>
+          <w:b/>
+          <w:bCs/>
+          <w:sz w:val="24"/>
+          <w:szCs w:val="24"/>
+          <w:lang w:val="en-US"/>
+        </w:rPr>
+        <w:t>Answer: B. Router</w:t>
+      </w:r>
+    </w:p>
+    <w:p>
+      <w:pPr>
+        <w:rPr>
+          <w:sz w:val="24"/>
+          <w:szCs w:val="24"/>
+          <w:lang w:val="en-US"/>
+        </w:rPr>
+      </w:pPr>
+      <w:r>
+        <w:rPr>
+          <w:b/>
+          <w:bCs/>
+          <w:sz w:val="24"/>
+          <w:szCs w:val="24"/>
+          <w:lang w:val="en-US"/>
+        </w:rPr>
+        <w:lastRenderedPageBreak/>
+        <w:t>3. What does LAN mean?</w:t>
+      </w:r>
+      <w:r>
+        <w:rPr>
+          <w:sz w:val="24"/>
+          <w:szCs w:val="24"/>
+          <w:lang w:val="en-US"/>
+        </w:rPr>
+        <w:br/>
+        <w:t>A. Large Area Network B. Local Area Network C. Long Access Network D. Light Access Node</w:t>
+      </w:r>
+      <w:r>
+        <w:rPr>
+          <w:sz w:val="24"/>
+          <w:szCs w:val="24"/>
+          <w:lang w:val="en-US"/>
+        </w:rPr>
+        <w:br/>
+      </w:r>
+      <w:r>
+        <w:rPr>
+          <w:b/>
+          <w:bCs/>
+          <w:sz w:val="24"/>
+          <w:szCs w:val="24"/>
+          <w:lang w:val="en-US"/>
+        </w:rPr>
+        <w:t>Answer: B. Local Area Network</w:t>
+      </w:r>
+      <w:r>
+        <w:rPr>
+          <w:sz w:val="24"/>
+          <w:szCs w:val="24"/>
+          <w:lang w:val="en-US"/>
+        </w:rPr>
+        <w:br/>
+      </w:r>
+      <w:r>
+        <w:rPr>
+          <w:i/>
+          <w:iCs/>
+          <w:sz w:val="24"/>
+          <w:szCs w:val="24"/>
+          <w:lang w:val="en-US"/>
+        </w:rPr>
+        <w:t>Explanation: LAN connects devices in small area like home or school.</w:t>
+      </w:r>
+    </w:p>
+    <w:p>
+      <w:pPr>
+        <w:rPr>
+          <w:b/>
+          <w:bCs/>
+          <w:sz w:val="24"/>
+          <w:szCs w:val="24"/>
+          <w:lang w:val="en-US"/>
+        </w:rPr>
+      </w:pPr>
+      <w:r>
+        <w:rPr>
+          <w:b/>
+          <w:bCs/>
+          <w:sz w:val="24"/>
+          <w:szCs w:val="24"/>
+          <w:lang w:val="en-US"/>
+        </w:rPr>
+        <w:t>Q.5) Answer the following:</w:t>
+      </w:r>
+    </w:p>
+    <w:p>
+      <w:pPr>
+        <w:rPr>
+          <w:sz w:val="24"/>
+          <w:szCs w:val="24"/>
+          <w:lang w:val="en-US"/>
+        </w:rPr>
+      </w:pPr>
+      <w:r>
+        <w:rPr>
+          <w:b/>
+          <w:bCs/>
+          <w:sz w:val="24"/>
+          <w:szCs w:val="24"/>
+          <w:lang w:val="en-US"/>
+        </w:rPr>
+        <w:t>1. What is an IP Address?</w:t>
+      </w:r>
+      <w:r>
+        <w:rPr>
+          <w:sz w:val="24"/>
+          <w:szCs w:val="24"/>
+          <w:lang w:val="en-US"/>
+        </w:rPr>
+        <w:br/>
+      </w:r>
+      <w:r>
+        <w:rPr>
+          <w:b/>
+          <w:bCs/>
+          <w:sz w:val="24"/>
+          <w:szCs w:val="24"/>
+          <w:lang w:val="en-US"/>
+        </w:rPr>
+        <w:t>Answer: Internet Protocol Address - unique number (like 192.168.1.1) that identifies devices on internet.</w:t>
+      </w:r>
+    </w:p>
+    <w:p>
+      <w:pPr>
+        <w:rPr>
+          <w:sz w:val="24"/>
+          <w:szCs w:val="24"/>
+          <w:lang w:val="en-US"/>
+        </w:rPr>
+      </w:pPr>
+      <w:r>
+        <w:rPr>
+          <w:b/>
+          <w:bCs/>
+          <w:sz w:val="24"/>
+          <w:szCs w:val="24"/>
+          <w:lang w:val="en-US"/>
+        </w:rPr>
+        <w:t>2. Name 3 types of broadband connections.</w:t>
+      </w:r>
+      <w:r>
+        <w:rPr>
+          <w:sz w:val="24"/>
+          <w:szCs w:val="24"/>
+          <w:lang w:val="en-US"/>
+        </w:rPr>
+        <w:br/>
+      </w:r>
+      <w:r>
+        <w:rPr>
+          <w:b/>
+          <w:bCs/>
+          <w:sz w:val="24"/>
+          <w:szCs w:val="24"/>
+          <w:lang w:val="en-US"/>
+        </w:rPr>
+        <w:t>Answer: Wired, Wireless, Mobile, Satellite.</w:t>
+      </w:r>
+      <w:r>
+        <w:rPr>
+          <w:sz w:val="24"/>
+          <w:szCs w:val="24"/>
+          <w:lang w:val="en-US"/>
+        </w:rPr>
+        <w:t>​</w:t>
+      </w:r>
+    </w:p>
+    <w:p>
+      <w:pPr>
+        <w:rPr>
+          <w:sz w:val="24"/>
+          <w:szCs w:val="24"/>
+          <w:lang w:val="en-US"/>
+        </w:rPr>
+      </w:pPr>
+      <w:r>
+        <w:rPr>
+          <w:b/>
+          <w:bCs/>
+          <w:sz w:val="24"/>
+          <w:szCs w:val="24"/>
+          <w:lang w:val="en-US"/>
+        </w:rPr>
+        <w:t>3. What is the difference between Wi-Fi and Bluetooth?</w:t>
+      </w:r>
+      <w:r>
+        <w:rPr>
+          <w:sz w:val="24"/>
+          <w:szCs w:val="24"/>
+          <w:lang w:val="en-US"/>
+        </w:rPr>
+        <w:br/>
+      </w:r>
+      <w:r>
+        <w:rPr>
+          <w:b/>
+          <w:bCs/>
+          <w:sz w:val="24"/>
+          <w:szCs w:val="24"/>
+          <w:lang w:val="en-US"/>
+        </w:rPr>
+        <w:t>Answer: Wi-Fi connects to internet; Bluetooth connects devices to each other (like phone to speaker).</w:t>
+      </w:r>
+      <w:r>
+        <w:rPr>
+          <w:sz w:val="24"/>
+          <w:szCs w:val="24"/>
+          <w:lang w:val="en-US"/>
+        </w:rPr>
+        <w:t>​</w:t>
+      </w:r>
+    </w:p>
+    <w:p>
+      <w:pPr>
+        <w:rPr>
+          <w:b/>
+          <w:bCs/>
+          <w:sz w:val="24"/>
+          <w:szCs w:val="24"/>
+          <w:lang w:val="en-US"/>
+        </w:rPr>
+      </w:pPr>
+      <w:r>
+        <w:rPr>
+          <w:b/>
+          <w:bCs/>
+          <w:sz w:val="24"/>
+          <w:szCs w:val="24"/>
+          <w:lang w:val="en-US"/>
+        </w:rPr>
+        <w:t>Q.6) Full Forms (More Internet Abbreviations):</w:t>
+      </w:r>
+    </w:p>
+    <w:p>
+      <w:pPr>
+        <w:rPr>
+          <w:sz w:val="24"/>
+          <w:szCs w:val="24"/>
+          <w:lang w:val="en-US"/>
+        </w:rPr>
+      </w:pPr>
+      <w:r>
+        <w:rPr>
+          <w:b/>
+          <w:bCs/>
+          <w:sz w:val="24"/>
+          <w:szCs w:val="24"/>
+          <w:lang w:val="en-US"/>
+        </w:rPr>
+        <w:t>1) ISP:</w:t>
+      </w:r>
+      <w:r>
+        <w:rPr>
+          <w:sz w:val="24"/>
+          <w:szCs w:val="24"/>
+          <w:lang w:val="en-US"/>
+        </w:rPr>
+        <w:br/>
+      </w:r>
+      <w:r>
+        <w:rPr>
+          <w:b/>
+          <w:bCs/>
+          <w:sz w:val="24"/>
+          <w:szCs w:val="24"/>
+          <w:lang w:val="en-US"/>
+        </w:rPr>
+        <w:t>Answer: Internet Service Provider</w:t>
+      </w:r>
+    </w:p>
+    <w:p>
+      <w:pPr>
+        <w:rPr>
+          <w:sz w:val="24"/>
+          <w:szCs w:val="24"/>
+          <w:lang w:val="en-US"/>
+        </w:rPr>
+      </w:pPr>
+      <w:r>
+        <w:rPr>
+          <w:b/>
+          <w:bCs/>
+          <w:sz w:val="24"/>
+          <w:szCs w:val="24"/>
+          <w:lang w:val="en-US"/>
+        </w:rPr>
+        <w:t>2) HTML:</w:t>
+      </w:r>
+      <w:r>
+        <w:rPr>
+          <w:sz w:val="24"/>
+          <w:szCs w:val="24"/>
+          <w:lang w:val="en-US"/>
+        </w:rPr>
+        <w:br/>
+      </w:r>
+      <w:r>
+        <w:rPr>
+          <w:b/>
+          <w:bCs/>
+          <w:sz w:val="24"/>
+          <w:szCs w:val="24"/>
+          <w:lang w:val="en-US"/>
+        </w:rPr>
+        <w:t xml:space="preserve">Answer: </w:t>
+      </w:r>
+      <w:proofErr w:type="spellStart"/>
+      <w:r>
+        <w:rPr>
+          <w:b/>
+          <w:bCs/>
+          <w:sz w:val="24"/>
+          <w:szCs w:val="24"/>
+          <w:lang w:val="en-US"/>
+        </w:rPr>
+        <w:t>HyperText</w:t>
+      </w:r>
+      <w:proofErr w:type="spellEnd"/>
+      <w:r>
+        <w:rPr>
+          <w:b/>
+          <w:bCs/>
+          <w:sz w:val="24"/>
+          <w:szCs w:val="24"/>
+          <w:lang w:val="en-US"/>
+        </w:rPr>
+        <w:t xml:space="preserve"> Markup Language</w:t>
+      </w:r>
+      <w:r>
+        <w:rPr>
+          <w:sz w:val="24"/>
+          <w:szCs w:val="24"/>
+          <w:lang w:val="en-US"/>
+        </w:rPr>
+        <w:br/>
+      </w:r>
+      <w:r>
+        <w:rPr>
+          <w:i/>
+          <w:iCs/>
+          <w:sz w:val="24"/>
+          <w:szCs w:val="24"/>
+          <w:lang w:val="en-US"/>
+        </w:rPr>
+        <w:t>Explanation: HTML creates webpage structure (text, images, links).</w:t>
+      </w:r>
+    </w:p>
+    <w:p>
+      <w:pPr>
+        <w:rPr>
+          <w:sz w:val="24"/>
+          <w:szCs w:val="24"/>
+          <w:lang w:val="en-US"/>
+        </w:rPr>
+      </w:pPr>
+      <w:r>
+        <w:rPr>
+          <w:b/>
+          <w:bCs/>
+          <w:sz w:val="24"/>
+          <w:szCs w:val="24"/>
+          <w:lang w:val="en-US"/>
+        </w:rPr>
+        <w:t>3) FTP:</w:t>
+      </w:r>
+      <w:r>
+        <w:rPr>
+          <w:sz w:val="24"/>
+          <w:szCs w:val="24"/>
+          <w:lang w:val="en-US"/>
+        </w:rPr>
+        <w:br/>
+      </w:r>
+      <w:r>
+        <w:rPr>
+          <w:b/>
+          <w:bCs/>
+          <w:sz w:val="24"/>
+          <w:szCs w:val="24"/>
+          <w:lang w:val="en-US"/>
+        </w:rPr>
+        <w:t>Answer: File Transfer Protocol</w:t>
+      </w:r>
+      <w:r>
+        <w:rPr>
+          <w:sz w:val="24"/>
+          <w:szCs w:val="24"/>
+          <w:lang w:val="en-US"/>
+        </w:rPr>
+        <w:br/>
+      </w:r>
+      <w:r>
+        <w:rPr>
+          <w:i/>
+          <w:iCs/>
+          <w:sz w:val="24"/>
+          <w:szCs w:val="24"/>
+          <w:lang w:val="en-US"/>
+        </w:rPr>
+        <w:t>Explanation: FTP uploads/downloads files from internet servers.</w:t>
+      </w:r>
+    </w:p>
+    <w:p>
+      <w:pPr>
+        <w:rPr>
+          <w:sz w:val="24"/>
+          <w:szCs w:val="24"/>
+          <w:lang w:val="en-US"/>
+        </w:rPr>
+      </w:pPr>
+      <w:r>
+        <w:rPr>
+          <w:b/>
+          <w:bCs/>
+          <w:sz w:val="24"/>
+          <w:szCs w:val="24"/>
+          <w:lang w:val="en-US"/>
+        </w:rPr>
+        <w:t>4) DNS:</w:t>
+      </w:r>
+      <w:r>
+        <w:rPr>
+          <w:sz w:val="24"/>
+          <w:szCs w:val="24"/>
+          <w:lang w:val="en-US"/>
+        </w:rPr>
+        <w:br/>
+      </w:r>
+      <w:r>
+        <w:rPr>
+          <w:b/>
+          <w:bCs/>
+          <w:sz w:val="24"/>
+          <w:szCs w:val="24"/>
+          <w:lang w:val="en-US"/>
+        </w:rPr>
+        <w:t>Answer: Domain Name System</w:t>
+      </w:r>
+      <w:r>
+        <w:rPr>
+          <w:sz w:val="24"/>
+          <w:szCs w:val="24"/>
+          <w:lang w:val="en-US"/>
+        </w:rPr>
+        <w:br/>
+      </w:r>
+      <w:r>
+        <w:rPr>
+          <w:i/>
+          <w:iCs/>
+          <w:sz w:val="24"/>
+          <w:szCs w:val="24"/>
+          <w:lang w:val="en-US"/>
+        </w:rPr>
+        <w:t>Explanation: DNS converts website names (google.com) to IP addresses.</w:t>
+      </w:r>
+    </w:p>
+    <w:p>
+      <w:pPr>
+        <w:rPr>
+          <w:sz w:val="24"/>
+          <w:szCs w:val="24"/>
+          <w:lang w:val="en-US"/>
+        </w:rPr>
+      </w:pPr>
+      <w:r>
+        <w:rPr>
+          <w:b/>
+          <w:bCs/>
+          <w:sz w:val="24"/>
+          <w:szCs w:val="24"/>
+          <w:lang w:val="en-US"/>
+        </w:rPr>
+        <w:t>5) TCP/IP:</w:t>
+      </w:r>
+      <w:r>
+        <w:rPr>
+          <w:sz w:val="24"/>
+          <w:szCs w:val="24"/>
+          <w:lang w:val="en-US"/>
+        </w:rPr>
+        <w:br/>
+      </w:r>
+      <w:r>
+        <w:rPr>
+          <w:b/>
+          <w:bCs/>
+          <w:sz w:val="24"/>
+          <w:szCs w:val="24"/>
+          <w:lang w:val="en-US"/>
+        </w:rPr>
+        <w:t>Answer: Transmission Control Protocol/Internet Protocol</w:t>
+      </w:r>
+      <w:r>
+        <w:rPr>
+          <w:sz w:val="24"/>
+          <w:szCs w:val="24"/>
+          <w:lang w:val="en-US"/>
+        </w:rPr>
+        <w:br/>
+      </w:r>
+      <w:r>
+        <w:rPr>
+          <w:i/>
+          <w:iCs/>
+          <w:sz w:val="24"/>
+          <w:szCs w:val="24"/>
+          <w:lang w:val="en-US"/>
+        </w:rPr>
+        <w:t>Explanation: Basic rules for sending data across internet.</w:t>
+      </w:r>
+    </w:p>
+    <w:p>
+      <w:pPr>
+        <w:rPr>
+          <w:sz w:val="24"/>
+          <w:szCs w:val="24"/>
+          <w:lang w:val="en-US"/>
+        </w:rPr>
+      </w:pPr>
+      <w:r>
+        <w:rPr>
+          <w:b/>
+          <w:bCs/>
+          <w:sz w:val="24"/>
+          <w:szCs w:val="24"/>
+          <w:lang w:val="en-US"/>
+        </w:rPr>
+        <w:t>6) PDF:</w:t>
+      </w:r>
+      <w:r>
+        <w:rPr>
+          <w:sz w:val="24"/>
+          <w:szCs w:val="24"/>
+          <w:lang w:val="en-US"/>
+        </w:rPr>
+        <w:br/>
+      </w:r>
+      <w:r>
+        <w:rPr>
+          <w:b/>
+          <w:bCs/>
+          <w:sz w:val="24"/>
+          <w:szCs w:val="24"/>
+          <w:lang w:val="en-US"/>
+        </w:rPr>
+        <w:t>Answer: Portable Document Format</w:t>
+      </w:r>
+      <w:r>
+        <w:rPr>
+          <w:sz w:val="24"/>
+          <w:szCs w:val="24"/>
+          <w:lang w:val="en-US"/>
+        </w:rPr>
+        <w:br/>
+      </w:r>
+      <w:r>
+        <w:rPr>
+          <w:i/>
+          <w:iCs/>
+          <w:sz w:val="24"/>
+          <w:szCs w:val="24"/>
+          <w:lang w:val="en-US"/>
+        </w:rPr>
+        <w:t>Explanation: PDF preserves document formatting across devices.</w:t>
+      </w:r>
+    </w:p>
+    <w:p>
+      <w:pPr>
+        <w:rPr>
+          <w:b/>
+          <w:bCs/>
+          <w:sz w:val="24"/>
+          <w:szCs w:val="24"/>
+          <w:lang w:val="en-US"/>
+        </w:rPr>
+      </w:pPr>
+      <w:r>
+        <w:rPr>
+          <w:b/>
+          <w:bCs/>
+          <w:sz w:val="24"/>
+          <w:szCs w:val="24"/>
+          <w:lang w:val="en-US"/>
+        </w:rPr>
+        <w:t>Q.7) Match the Following:</w:t>
+      </w:r>
+    </w:p>
+    <w:p>
+      <w:pPr>
+        <w:rPr>
+          <w:sz w:val="24"/>
+          <w:szCs w:val="24"/>
+          <w:lang w:val="en-US"/>
+        </w:rPr>
+      </w:pPr>
+      <w:r>
+        <w:rPr>
+          <w:b/>
+          <w:bCs/>
+          <w:sz w:val="24"/>
+          <w:szCs w:val="24"/>
+          <w:lang w:val="en-US"/>
+        </w:rPr>
+        <w:t>1) Converts signals</w:t>
+      </w:r>
+      <w:r>
+        <w:rPr>
+          <w:sz w:val="24"/>
+          <w:szCs w:val="24"/>
+          <w:lang w:val="en-US"/>
+        </w:rPr>
+        <w:t> → </w:t>
+      </w:r>
+      <w:r>
+        <w:rPr>
+          <w:b/>
+          <w:bCs/>
+          <w:sz w:val="24"/>
+          <w:szCs w:val="24"/>
+          <w:lang w:val="en-US"/>
+        </w:rPr>
+        <w:t>A. Router</w:t>
+      </w:r>
+      <w:r>
+        <w:rPr>
+          <w:sz w:val="24"/>
+          <w:szCs w:val="24"/>
+          <w:lang w:val="en-US"/>
+        </w:rPr>
+        <w:br/>
+      </w:r>
+      <w:r>
+        <w:rPr>
+          <w:b/>
+          <w:bCs/>
+          <w:sz w:val="24"/>
+          <w:szCs w:val="24"/>
+          <w:lang w:val="en-US"/>
+        </w:rPr>
+        <w:t>2) Shares internet</w:t>
+      </w:r>
+      <w:r>
+        <w:rPr>
+          <w:sz w:val="24"/>
+          <w:szCs w:val="24"/>
+          <w:lang w:val="en-US"/>
+        </w:rPr>
+        <w:t> → </w:t>
+      </w:r>
+      <w:r>
+        <w:rPr>
+          <w:b/>
+          <w:bCs/>
+          <w:sz w:val="24"/>
+          <w:szCs w:val="24"/>
+          <w:lang w:val="en-US"/>
+        </w:rPr>
+        <w:t>B. Modem</w:t>
+      </w:r>
+      <w:r>
+        <w:rPr>
+          <w:sz w:val="24"/>
+          <w:szCs w:val="24"/>
+          <w:lang w:val="en-US"/>
+        </w:rPr>
+        <w:br/>
+      </w:r>
+      <w:r>
+        <w:rPr>
+          <w:b/>
+          <w:bCs/>
+          <w:sz w:val="24"/>
+          <w:szCs w:val="24"/>
+          <w:lang w:val="en-US"/>
+        </w:rPr>
+        <w:t>3) Web browser</w:t>
+      </w:r>
+      <w:r>
+        <w:rPr>
+          <w:sz w:val="24"/>
+          <w:szCs w:val="24"/>
+          <w:lang w:val="en-US"/>
+        </w:rPr>
+        <w:t> → </w:t>
+      </w:r>
+      <w:r>
+        <w:rPr>
+          <w:b/>
+          <w:bCs/>
+          <w:sz w:val="24"/>
+          <w:szCs w:val="24"/>
+          <w:lang w:val="en-US"/>
+        </w:rPr>
+        <w:t>C. Chrome/Firefox</w:t>
+      </w:r>
+      <w:r>
+        <w:rPr>
+          <w:sz w:val="24"/>
+          <w:szCs w:val="24"/>
+          <w:lang w:val="en-US"/>
+        </w:rPr>
+        <w:br/>
+      </w:r>
+      <w:r>
+        <w:rPr>
+          <w:b/>
+          <w:bCs/>
+          <w:sz w:val="24"/>
+          <w:szCs w:val="24"/>
+          <w:lang w:val="en-US"/>
+        </w:rPr>
+        <w:t>4) Website address</w:t>
+      </w:r>
+      <w:r>
+        <w:rPr>
+          <w:sz w:val="24"/>
+          <w:szCs w:val="24"/>
+          <w:lang w:val="en-US"/>
+        </w:rPr>
+        <w:t> → </w:t>
+      </w:r>
+      <w:r>
+        <w:rPr>
+          <w:b/>
+          <w:bCs/>
+          <w:sz w:val="24"/>
+          <w:szCs w:val="24"/>
+          <w:lang w:val="en-US"/>
+        </w:rPr>
+        <w:t>D. URL</w:t>
+      </w:r>
+    </w:p>
+    <w:p>
+      <w:pPr>
+        <w:rPr>
+          <w:b/>
+          <w:bCs/>
+          <w:sz w:val="24"/>
+          <w:szCs w:val="24"/>
+          <w:lang w:val="en-US"/>
+        </w:rPr>
+      </w:pPr>
+      <w:r>
+        <w:rPr>
+          <w:b/>
+          <w:bCs/>
+          <w:sz w:val="24"/>
+          <w:szCs w:val="24"/>
+          <w:lang w:val="en-US"/>
+        </w:rPr>
+        <w:t>Answers: 1-B, 2-A, 3-C, 4-</w:t>
+      </w:r>
+      <w:r>
+        <w:rPr>
+          <w:b/>
+          <w:bCs/>
+          <w:sz w:val="24"/>
+          <w:szCs w:val="24"/>
+          <w:lang w:val="en-US"/>
+        </w:rPr>
+        <w:t>D</w:t>
+      </w:r>
+    </w:p>
+    <w:p>
+      <w:pPr>
+        <w:jc w:val="center"/>
+        <w:rPr>
+          <w:sz w:val="44"/>
+          <w:szCs w:val="44"/>
+          <w:lang w:val="en-US"/>
+        </w:rPr>
+      </w:pPr>
+      <w:r>
+        <w:rPr>
+          <w:sz w:val="44"/>
+          <w:szCs w:val="44"/>
+          <w:lang w:val="en-US"/>
+        </w:rPr>
+        <w:lastRenderedPageBreak/>
+        <w:t>Worksheet 1</w:t>
+      </w:r>
+    </w:p>
+    <w:p>
+      <w:pPr>
+        <w:rPr>
+          <w:sz w:val="28"/>
+          <w:szCs w:val="28"/>
+          <w:lang w:val="en-US"/>
+        </w:rPr>
+      </w:pPr>
+      <w:r>
+        <w:rPr>
+          <w:sz w:val="28"/>
+          <w:szCs w:val="28"/>
+          <w:lang w:val="en-US"/>
+        </w:rPr>
+        <w:t>Q.1)</w:t>
+      </w:r>
+      <w:r>
+        <w:rPr>
+          <w:sz w:val="28"/>
+          <w:szCs w:val="28"/>
+          <w:lang w:val="en-US"/>
+        </w:rPr>
+        <w:t xml:space="preserve"> Choose the correct option:</w:t>
+      </w:r>
+    </w:p>
+    <w:p>
+      <w:pPr>
+        <w:rPr>
+          <w:sz w:val="24"/>
+          <w:szCs w:val="24"/>
+          <w:lang w:val="en-US"/>
+        </w:rPr>
+      </w:pPr>
+      <w:r>
+        <w:rPr>
+          <w:sz w:val="24"/>
+          <w:szCs w:val="24"/>
+          <w:lang w:val="en-US"/>
+        </w:rPr>
+        <w:t>1. In __________ broadband, the modem is connected to the phone line or a cable TV line.</w:t>
+      </w:r>
+    </w:p>
+    <w:p>
+      <w:pPr>
+        <w:spacing w:after="0"/>
+        <w:rPr>
+          <w:sz w:val="24"/>
+          <w:szCs w:val="24"/>
+        </w:rPr>
+      </w:pPr>
+      <w:r>
+        <w:rPr>
+          <w:sz w:val="24"/>
+          <w:szCs w:val="24"/>
+        </w:rPr>
+        <w:t>A. Mobile broadband</w:t>
+      </w:r>
+      <w:r>
+        <w:rPr>
+          <w:sz w:val="24"/>
+          <w:szCs w:val="24"/>
+        </w:rPr>
+        <w:t xml:space="preserve">           </w:t>
+      </w:r>
+      <w:r>
+        <w:rPr>
+          <w:sz w:val="24"/>
+          <w:szCs w:val="24"/>
+        </w:rPr>
+        <w:t>B. Wireless broadband</w:t>
+      </w:r>
+      <w:r>
+        <w:rPr>
+          <w:sz w:val="24"/>
+          <w:szCs w:val="24"/>
+        </w:rPr>
+        <w:t xml:space="preserve">           </w:t>
+      </w:r>
+      <w:r>
+        <w:rPr>
+          <w:sz w:val="24"/>
+          <w:szCs w:val="24"/>
+        </w:rPr>
+        <w:t>C. Wired broadband</w:t>
+      </w:r>
+      <w:r>
+        <w:rPr>
+          <w:sz w:val="24"/>
+          <w:szCs w:val="24"/>
+        </w:rPr>
+        <w:t xml:space="preserve"> </w:t>
+      </w:r>
+    </w:p>
+    <w:p>
+      <w:pPr>
+        <w:spacing w:after="0"/>
+        <w:rPr>
+          <w:sz w:val="24"/>
+          <w:szCs w:val="24"/>
+        </w:rPr>
+      </w:pPr>
+      <w:r>
+        <w:rPr>
+          <w:sz w:val="24"/>
+          <w:szCs w:val="24"/>
+        </w:rPr>
+        <w:t>D. Satellite broadband</w:t>
+      </w:r>
+    </w:p>
+    <w:p>
+      <w:pPr>
+        <w:spacing w:after="0"/>
+        <w:rPr>
+          <w:sz w:val="24"/>
+          <w:szCs w:val="24"/>
+        </w:rPr>
+      </w:pPr>
+    </w:p>
+    <w:p>
+      <w:pPr>
+        <w:spacing w:after="0"/>
+        <w:rPr>
+          <w:sz w:val="24"/>
+          <w:szCs w:val="24"/>
+          <w:lang w:val="en-US"/>
+        </w:rPr>
+      </w:pPr>
+      <w:r>
+        <w:rPr>
+          <w:sz w:val="24"/>
+          <w:szCs w:val="24"/>
+          <w:lang w:val="en-US"/>
+        </w:rPr>
+        <w:t>2. A computer equipped with _________ technology is said to have Wi-Fi Facility.</w:t>
+      </w:r>
+    </w:p>
+    <w:p>
+      <w:pPr>
+        <w:spacing w:after="0"/>
+        <w:rPr>
+          <w:sz w:val="24"/>
+          <w:szCs w:val="24"/>
+        </w:rPr>
+      </w:pPr>
+      <w:r>
+        <w:rPr>
+          <w:sz w:val="24"/>
+          <w:szCs w:val="24"/>
+        </w:rPr>
+        <w:t>A. Bluetooth</w:t>
+      </w:r>
+      <w:r>
+        <w:rPr>
+          <w:sz w:val="24"/>
+          <w:szCs w:val="24"/>
+        </w:rPr>
+        <w:t xml:space="preserve">     </w:t>
+      </w:r>
+      <w:r>
+        <w:rPr>
+          <w:sz w:val="24"/>
+          <w:szCs w:val="24"/>
+        </w:rPr>
+        <w:t>B. Infrared</w:t>
+      </w:r>
+      <w:r>
+        <w:rPr>
+          <w:sz w:val="24"/>
+          <w:szCs w:val="24"/>
+        </w:rPr>
+        <w:t xml:space="preserve">           </w:t>
+      </w:r>
+      <w:r>
+        <w:rPr>
+          <w:sz w:val="24"/>
+          <w:szCs w:val="24"/>
+        </w:rPr>
+        <w:t>C. Wireless</w:t>
+      </w:r>
+      <w:r>
+        <w:rPr>
+          <w:sz w:val="24"/>
+          <w:szCs w:val="24"/>
+        </w:rPr>
+        <w:t xml:space="preserve">          </w:t>
+      </w:r>
+      <w:r>
+        <w:rPr>
+          <w:sz w:val="24"/>
+          <w:szCs w:val="24"/>
+        </w:rPr>
+        <w:t>D. Ethernet</w:t>
+      </w:r>
+    </w:p>
+    <w:p>
+      <w:pPr>
+        <w:spacing w:after="0"/>
+        <w:rPr>
+          <w:sz w:val="24"/>
+          <w:szCs w:val="24"/>
+          <w:lang w:val="en-US"/>
+        </w:rPr>
+      </w:pPr>
+    </w:p>
+    <w:p>
+      <w:pPr>
+        <w:rPr>
+          <w:sz w:val="24"/>
+          <w:szCs w:val="24"/>
+          <w:lang w:val="en-US"/>
+        </w:rPr>
+      </w:pPr>
+      <w:r>
+        <w:rPr>
+          <w:sz w:val="24"/>
+          <w:szCs w:val="24"/>
+          <w:lang w:val="en-US"/>
+        </w:rPr>
+        <w:t>3. A system is used to set up a ___________ broadband connection.</w:t>
+      </w:r>
+    </w:p>
+    <w:p>
+      <w:pPr>
+        <w:rPr>
+          <w:sz w:val="24"/>
+          <w:szCs w:val="24"/>
+          <w:lang w:val="en-US"/>
+        </w:rPr>
+      </w:pPr>
+      <w:r>
+        <w:rPr>
+          <w:sz w:val="24"/>
+          <w:szCs w:val="24"/>
+        </w:rPr>
+        <w:t>A. Satellite system</w:t>
+      </w:r>
+      <w:r>
+        <w:rPr>
+          <w:sz w:val="24"/>
+          <w:szCs w:val="24"/>
+        </w:rPr>
+        <w:t xml:space="preserve">     </w:t>
+      </w:r>
+      <w:r>
+        <w:rPr>
+          <w:sz w:val="24"/>
+          <w:szCs w:val="24"/>
+        </w:rPr>
+        <w:t>B. Mobile system</w:t>
+      </w:r>
+      <w:r>
+        <w:rPr>
+          <w:sz w:val="24"/>
+          <w:szCs w:val="24"/>
+        </w:rPr>
+        <w:t xml:space="preserve">      </w:t>
+      </w:r>
+      <w:r>
+        <w:rPr>
+          <w:sz w:val="24"/>
+          <w:szCs w:val="24"/>
+        </w:rPr>
+        <w:t>C. Wireless system</w:t>
+      </w:r>
+      <w:r>
+        <w:rPr>
+          <w:sz w:val="24"/>
+          <w:szCs w:val="24"/>
+        </w:rPr>
+        <w:t xml:space="preserve">          </w:t>
+      </w:r>
+      <w:r>
+        <w:rPr>
+          <w:sz w:val="24"/>
+          <w:szCs w:val="24"/>
+        </w:rPr>
+        <w:t>D. Wired system</w:t>
+      </w:r>
+    </w:p>
+    <w:p>
+      <w:pPr>
+        <w:rPr>
+          <w:sz w:val="24"/>
+          <w:szCs w:val="24"/>
+          <w:lang w:val="en-US"/>
+        </w:rPr>
+      </w:pPr>
+    </w:p>
+    <w:p>
+      <w:pPr>
+        <w:rPr>
+          <w:sz w:val="28"/>
+          <w:szCs w:val="28"/>
+          <w:lang w:val="en-US"/>
+        </w:rPr>
+      </w:pPr>
+      <w:r>
+        <w:rPr>
+          <w:sz w:val="28"/>
+          <w:szCs w:val="28"/>
+          <w:lang w:val="en-US"/>
+        </w:rPr>
+        <w:t>Q.</w:t>
+      </w:r>
+      <w:r>
+        <w:rPr>
+          <w:sz w:val="28"/>
+          <w:szCs w:val="28"/>
+          <w:lang w:val="en-US"/>
+        </w:rPr>
+        <w:t>2</w:t>
+      </w:r>
+      <w:r>
+        <w:rPr>
+          <w:sz w:val="28"/>
+          <w:szCs w:val="28"/>
+          <w:lang w:val="en-US"/>
+        </w:rPr>
+        <w:t>)</w:t>
+      </w:r>
+      <w:r>
+        <w:rPr>
+          <w:sz w:val="28"/>
+          <w:szCs w:val="28"/>
+          <w:lang w:val="en-US"/>
+        </w:rPr>
+        <w:t xml:space="preserve"> Answer the following:</w:t>
+      </w:r>
+    </w:p>
+    <w:p>
+      <w:pPr>
+        <w:rPr>
+          <w:sz w:val="24"/>
+          <w:szCs w:val="24"/>
+          <w:lang w:val="en-US"/>
+        </w:rPr>
+      </w:pPr>
+      <w:r>
+        <w:rPr>
+          <w:sz w:val="24"/>
+          <w:szCs w:val="24"/>
+          <w:lang w:val="en-US"/>
+        </w:rPr>
+        <w:t xml:space="preserve">1. What is net </w:t>
+      </w:r>
+      <w:proofErr w:type="gramStart"/>
+      <w:r>
+        <w:rPr>
+          <w:sz w:val="24"/>
+          <w:szCs w:val="24"/>
+          <w:lang w:val="en-US"/>
+        </w:rPr>
+        <w:t>surfing ?</w:t>
+      </w:r>
+      <w:proofErr w:type="gramEnd"/>
+    </w:p>
+    <w:p>
+      <w:pPr>
+        <w:rPr>
+          <w:sz w:val="24"/>
+          <w:szCs w:val="24"/>
+          <w:lang w:val="en-US"/>
+        </w:rPr>
+      </w:pPr>
+      <w:r>
+        <w:rPr>
+          <w:sz w:val="24"/>
+          <w:szCs w:val="24"/>
+          <w:lang w:val="en-US"/>
+        </w:rPr>
+        <w:t>2. Name the first computer network that grew become the Internet?</w:t>
+      </w:r>
+    </w:p>
+    <w:p>
+      <w:pPr>
+        <w:rPr>
+          <w:sz w:val="24"/>
+          <w:szCs w:val="24"/>
+          <w:lang w:val="en-US"/>
+        </w:rPr>
+      </w:pPr>
+      <w:r>
+        <w:rPr>
+          <w:sz w:val="24"/>
+          <w:szCs w:val="24"/>
+          <w:lang w:val="en-US"/>
+        </w:rPr>
+        <w:t xml:space="preserve">3. What is </w:t>
+      </w:r>
+      <w:proofErr w:type="gramStart"/>
+      <w:r>
+        <w:rPr>
+          <w:sz w:val="24"/>
+          <w:szCs w:val="24"/>
+          <w:lang w:val="en-US"/>
+        </w:rPr>
+        <w:t>modem ?</w:t>
+      </w:r>
+      <w:proofErr w:type="gramEnd"/>
+    </w:p>
+    <w:p>
+      <w:pPr>
+        <w:rPr>
+          <w:sz w:val="24"/>
+          <w:szCs w:val="24"/>
+          <w:lang w:val="en-US"/>
+        </w:rPr>
+      </w:pPr>
+    </w:p>
+    <w:p>
+      <w:pPr>
+        <w:rPr>
+          <w:sz w:val="28"/>
+          <w:szCs w:val="28"/>
+          <w:lang w:val="en-US"/>
+        </w:rPr>
+      </w:pPr>
+      <w:r>
+        <w:rPr>
+          <w:sz w:val="28"/>
+          <w:szCs w:val="28"/>
+          <w:lang w:val="en-US"/>
+        </w:rPr>
+        <w:t>Q.</w:t>
+      </w:r>
+      <w:r>
+        <w:rPr>
+          <w:sz w:val="28"/>
+          <w:szCs w:val="28"/>
+          <w:lang w:val="en-US"/>
+        </w:rPr>
+        <w:t>3</w:t>
+      </w:r>
+      <w:r>
+        <w:rPr>
+          <w:sz w:val="28"/>
+          <w:szCs w:val="28"/>
+          <w:lang w:val="en-US"/>
+        </w:rPr>
+        <w:t>)</w:t>
+      </w:r>
+      <w:r>
+        <w:rPr>
+          <w:sz w:val="28"/>
+          <w:szCs w:val="28"/>
+          <w:lang w:val="en-US"/>
+        </w:rPr>
+        <w:t xml:space="preserve"> Full </w:t>
+      </w:r>
+      <w:proofErr w:type="gramStart"/>
+      <w:r>
+        <w:rPr>
+          <w:sz w:val="28"/>
+          <w:szCs w:val="28"/>
+          <w:lang w:val="en-US"/>
+        </w:rPr>
+        <w:t>Form :</w:t>
+      </w:r>
+      <w:proofErr w:type="gramEnd"/>
+    </w:p>
+    <w:p>
+      <w:pPr>
+        <w:rPr>
+          <w:sz w:val="24"/>
+          <w:szCs w:val="24"/>
+          <w:lang w:val="en-US"/>
+        </w:rPr>
+      </w:pPr>
+      <w:r>
+        <w:rPr>
+          <w:sz w:val="24"/>
+          <w:szCs w:val="24"/>
+          <w:lang w:val="en-US"/>
+        </w:rPr>
+        <w:t>1)</w:t>
+      </w:r>
+      <w:r>
+        <w:rPr>
+          <w:sz w:val="24"/>
+          <w:szCs w:val="24"/>
+          <w:lang w:val="en-US"/>
+        </w:rPr>
+        <w:t xml:space="preserve"> WWW:</w:t>
+      </w:r>
+    </w:p>
+    <w:p>
+      <w:pPr>
+        <w:rPr>
+          <w:sz w:val="24"/>
+          <w:szCs w:val="24"/>
+          <w:lang w:val="en-US"/>
+        </w:rPr>
+      </w:pPr>
+      <w:r>
+        <w:rPr>
+          <w:sz w:val="24"/>
+          <w:szCs w:val="24"/>
+          <w:lang w:val="en-US"/>
+        </w:rPr>
+        <w:t>2) https:</w:t>
+      </w:r>
+    </w:p>
+    <w:p>
+      <w:pPr>
+        <w:rPr>
+          <w:lang w:val="en-US"/>
+        </w:rPr>
+      </w:pPr>
+      <w:r>
+        <w:rPr>
+          <w:sz w:val="24"/>
+          <w:szCs w:val="24"/>
+          <w:lang w:val="en-US"/>
+        </w:rPr>
+        <w:t>3) URL</w:t>
+      </w:r>
+    </w:p>
+    <w:p>
+      <w:pPr>
+        <w:rPr>
+          <w:sz w:val="24"/>
+          <w:szCs w:val="24"/>
+          <w:lang w:val="en-US"/>
+        </w:rPr>
+      </w:pPr>
+    </w:p>
+    <w:p>
+      <w:pPr>
+        <w:rPr>
+          <w:b/>
+          <w:bCs/>
+          <w:sz w:val="24"/>
+          <w:szCs w:val="24"/>
+          <w:lang w:val="en-US"/>
+        </w:rPr>
+      </w:pPr>
+      <w:r>
+        <w:rPr>
+          <w:b/>
+          <w:bCs/>
+          <w:sz w:val="24"/>
+          <w:szCs w:val="24"/>
+          <w:lang w:val="en-US"/>
+        </w:rPr>
+        <w:t>Q.1) Choose the correct option:</w:t>
+      </w:r>
+    </w:p>
+    <w:p>
+      <w:pPr>
+        <w:rPr>
+          <w:sz w:val="24"/>
+          <w:szCs w:val="24"/>
+          <w:lang w:val="en-US"/>
+        </w:rPr>
+      </w:pPr>
+      <w:r>
+        <w:rPr>
+          <w:b/>
+          <w:bCs/>
+          <w:sz w:val="24"/>
+          <w:szCs w:val="24"/>
+          <w:lang w:val="en-US"/>
+        </w:rPr>
+        <w:t>1. In __________ broadband, the modem is connected to the phone line or a cable TV line.</w:t>
+      </w:r>
+      <w:r>
+        <w:rPr>
+          <w:sz w:val="24"/>
+          <w:szCs w:val="24"/>
+          <w:lang w:val="en-US"/>
+        </w:rPr>
+        <w:br/>
+        <w:t>A. Mobile broadband B. Wireless broadband C. Wired broadband D. Satellite broadband</w:t>
+      </w:r>
+      <w:r>
+        <w:rPr>
+          <w:sz w:val="24"/>
+          <w:szCs w:val="24"/>
+          <w:lang w:val="en-US"/>
+        </w:rPr>
+        <w:br/>
+      </w:r>
+      <w:r>
+        <w:rPr>
+          <w:b/>
+          <w:bCs/>
+          <w:sz w:val="24"/>
+          <w:szCs w:val="24"/>
+          <w:lang w:val="en-US"/>
+        </w:rPr>
+        <w:t>Answer: C. Wired broadband</w:t>
+      </w:r>
+      <w:r>
+        <w:rPr>
+          <w:sz w:val="24"/>
+          <w:szCs w:val="24"/>
+          <w:lang w:val="en-US"/>
+        </w:rPr>
+        <w:br/>
+      </w:r>
+      <w:r>
+        <w:rPr>
+          <w:i/>
+          <w:iCs/>
+          <w:sz w:val="24"/>
+          <w:szCs w:val="24"/>
+          <w:lang w:val="en-US"/>
+        </w:rPr>
+        <w:t>Explanation: Wired broadband uses physical cables (phone lines or cable TV lines) to connect modem directly to internet service.</w:t>
+      </w:r>
+      <w:r>
+        <w:rPr>
+          <w:sz w:val="24"/>
+          <w:szCs w:val="24"/>
+          <w:lang w:val="en-US"/>
+        </w:rPr>
+        <w:t>​</w:t>
+      </w:r>
+    </w:p>
+    <w:p>
+      <w:pPr>
+        <w:rPr>
+          <w:sz w:val="24"/>
+          <w:szCs w:val="24"/>
+          <w:lang w:val="en-US"/>
+        </w:rPr>
+      </w:pPr>
+      <w:r>
+        <w:rPr>
+          <w:b/>
+          <w:bCs/>
+          <w:sz w:val="24"/>
+          <w:szCs w:val="24"/>
+          <w:lang w:val="en-US"/>
+        </w:rPr>
+        <w:t>2. A computer equipped with _________ technology is said to have Wi-Fi Facility.</w:t>
+      </w:r>
+      <w:r>
+        <w:rPr>
+          <w:sz w:val="24"/>
+          <w:szCs w:val="24"/>
+          <w:lang w:val="en-US"/>
+        </w:rPr>
+        <w:br/>
+        <w:t>A. Bluetooth B. Infrared C. Wireless D. Ethernet</w:t>
+      </w:r>
+      <w:r>
+        <w:rPr>
+          <w:sz w:val="24"/>
+          <w:szCs w:val="24"/>
+          <w:lang w:val="en-US"/>
+        </w:rPr>
+        <w:br/>
+      </w:r>
+      <w:r>
+        <w:rPr>
+          <w:b/>
+          <w:bCs/>
+          <w:sz w:val="24"/>
+          <w:szCs w:val="24"/>
+          <w:lang w:val="en-US"/>
+        </w:rPr>
+        <w:t>Answer: C. Wireless</w:t>
+      </w:r>
+      <w:r>
+        <w:rPr>
+          <w:sz w:val="24"/>
+          <w:szCs w:val="24"/>
+          <w:lang w:val="en-US"/>
+        </w:rPr>
+        <w:br/>
+      </w:r>
+      <w:r>
+        <w:rPr>
+          <w:i/>
+          <w:iCs/>
+          <w:sz w:val="24"/>
+          <w:szCs w:val="24"/>
+          <w:lang w:val="en-US"/>
+        </w:rPr>
+        <w:t>Explanation: Wi-Fi is wireless technology that lets computers connect to internet without cables.</w:t>
+      </w:r>
+      <w:r>
+        <w:rPr>
+          <w:sz w:val="24"/>
+          <w:szCs w:val="24"/>
+          <w:lang w:val="en-US"/>
+        </w:rPr>
+        <w:t>​</w:t>
+      </w:r>
+    </w:p>
+    <w:p>
+      <w:pPr>
+        <w:rPr>
+          <w:sz w:val="24"/>
+          <w:szCs w:val="24"/>
+          <w:lang w:val="en-US"/>
+        </w:rPr>
+      </w:pPr>
+      <w:r>
+        <w:rPr>
+          <w:b/>
+          <w:bCs/>
+          <w:sz w:val="24"/>
+          <w:szCs w:val="24"/>
+          <w:lang w:val="en-US"/>
+        </w:rPr>
+        <w:lastRenderedPageBreak/>
+        <w:t>3. A system is used to set up a ___________ broadband connection.</w:t>
+      </w:r>
+      <w:r>
+        <w:rPr>
+          <w:sz w:val="24"/>
+          <w:szCs w:val="24"/>
+          <w:lang w:val="en-US"/>
+        </w:rPr>
+        <w:br/>
+        <w:t>A. Satellite system B. Mobile system C. Wireless system D. Wired system</w:t>
+      </w:r>
+      <w:r>
+        <w:rPr>
+          <w:sz w:val="24"/>
+          <w:szCs w:val="24"/>
+          <w:lang w:val="en-US"/>
+        </w:rPr>
+        <w:br/>
+      </w:r>
+      <w:r>
+        <w:rPr>
+          <w:b/>
+          <w:bCs/>
+          <w:sz w:val="24"/>
+          <w:szCs w:val="24"/>
+          <w:lang w:val="en-US"/>
+        </w:rPr>
+        <w:t>Answer: C. Wireless system</w:t>
+      </w:r>
+      <w:r>
+        <w:rPr>
+          <w:sz w:val="24"/>
+          <w:szCs w:val="24"/>
+          <w:lang w:val="en-US"/>
+        </w:rPr>
+        <w:br/>
+      </w:r>
+      <w:r>
+        <w:rPr>
+          <w:i/>
+          <w:iCs/>
+          <w:sz w:val="24"/>
+          <w:szCs w:val="24"/>
+          <w:lang w:val="en-US"/>
+        </w:rPr>
+        <w:t>Explanation: Wireless systems (like routers) create Wi-Fi networks for wireless broadband connections.</w:t>
+      </w:r>
+    </w:p>
+    <w:p>
+      <w:pPr>
+        <w:rPr>
+          <w:b/>
+          <w:bCs/>
+          <w:sz w:val="24"/>
+          <w:szCs w:val="24"/>
+          <w:lang w:val="en-US"/>
+        </w:rPr>
+      </w:pPr>
+      <w:r>
+        <w:rPr>
+          <w:b/>
+          <w:bCs/>
+          <w:sz w:val="24"/>
+          <w:szCs w:val="24"/>
+          <w:lang w:val="en-US"/>
+        </w:rPr>
+        <w:t>Q.2) Answer the following:</w:t>
+      </w:r>
+    </w:p>
+    <w:p>
+      <w:pPr>
+        <w:rPr>
+          <w:sz w:val="24"/>
+          <w:szCs w:val="24"/>
+          <w:lang w:val="en-US"/>
+        </w:rPr>
+      </w:pPr>
+      <w:r>
+        <w:rPr>
+          <w:b/>
+          <w:bCs/>
+          <w:sz w:val="24"/>
+          <w:szCs w:val="24"/>
+          <w:lang w:val="en-US"/>
+        </w:rPr>
+        <w:t>1. What is net surfing?</w:t>
+      </w:r>
+      <w:r>
+        <w:rPr>
+          <w:sz w:val="24"/>
+          <w:szCs w:val="24"/>
+          <w:lang w:val="en-US"/>
+        </w:rPr>
+        <w:br/>
+      </w:r>
+      <w:r>
+        <w:rPr>
+          <w:b/>
+          <w:bCs/>
+          <w:sz w:val="24"/>
+          <w:szCs w:val="24"/>
+          <w:lang w:val="en-US"/>
+        </w:rPr>
+        <w:t>Answer: Net surfing means browsing and navigating websites on the internet casually, like jumping from one webpage to another.</w:t>
+      </w:r>
+    </w:p>
+    <w:p>
+      <w:pPr>
+        <w:rPr>
+          <w:sz w:val="24"/>
+          <w:szCs w:val="24"/>
+          <w:lang w:val="en-US"/>
+        </w:rPr>
+      </w:pPr>
+      <w:r>
+        <w:rPr>
+          <w:b/>
+          <w:bCs/>
+          <w:sz w:val="24"/>
+          <w:szCs w:val="24"/>
+          <w:lang w:val="en-US"/>
+        </w:rPr>
+        <w:t>2. Name the first computer network that grew to become the Internet?</w:t>
+      </w:r>
+      <w:r>
+        <w:rPr>
+          <w:sz w:val="24"/>
+          <w:szCs w:val="24"/>
+          <w:lang w:val="en-US"/>
+        </w:rPr>
+        <w:br/>
+      </w:r>
+      <w:r>
+        <w:rPr>
+          <w:b/>
+          <w:bCs/>
+          <w:sz w:val="24"/>
+          <w:szCs w:val="24"/>
+          <w:lang w:val="en-US"/>
+        </w:rPr>
+        <w:t>Answer: ARPANET (Advanced Research Projects Agency Network)</w:t>
+      </w:r>
+      <w:r>
+        <w:rPr>
+          <w:sz w:val="24"/>
+          <w:szCs w:val="24"/>
+          <w:lang w:val="en-US"/>
+        </w:rPr>
+        <w:br/>
+      </w:r>
+      <w:r>
+        <w:rPr>
+          <w:i/>
+          <w:iCs/>
+          <w:sz w:val="24"/>
+          <w:szCs w:val="24"/>
+          <w:lang w:val="en-US"/>
+        </w:rPr>
+        <w:t>Explanation: ARPANET was created in 1969 by US Defense Department and formed the foundation of today's Internet.</w:t>
+      </w:r>
+    </w:p>
+    <w:p>
+      <w:pPr>
+        <w:rPr>
+          <w:sz w:val="24"/>
+          <w:szCs w:val="24"/>
+          <w:lang w:val="en-US"/>
+        </w:rPr>
+      </w:pPr>
+      <w:r>
+        <w:rPr>
+          <w:b/>
+          <w:bCs/>
+          <w:sz w:val="24"/>
+          <w:szCs w:val="24"/>
+          <w:lang w:val="en-US"/>
+        </w:rPr>
+        <w:t>3. What is modem?</w:t>
+      </w:r>
+      <w:r>
+        <w:rPr>
+          <w:sz w:val="24"/>
+          <w:szCs w:val="24"/>
+          <w:lang w:val="en-US"/>
+        </w:rPr>
+        <w:br/>
+      </w:r>
+      <w:r>
+        <w:rPr>
+          <w:b/>
+          <w:bCs/>
+          <w:sz w:val="24"/>
+          <w:szCs w:val="24"/>
+          <w:lang w:val="en-US"/>
+        </w:rPr>
+        <w:t>Answer: Modem is a device that converts digital computer signals to analog signals for phone/cable lines (and vice versa) to connect to internet.</w:t>
+      </w:r>
+    </w:p>
+    <w:p>
+      <w:pPr>
+        <w:rPr>
+          <w:b/>
+          <w:bCs/>
+          <w:sz w:val="24"/>
+          <w:szCs w:val="24"/>
+          <w:lang w:val="en-US"/>
+        </w:rPr>
+      </w:pPr>
+      <w:r>
+        <w:rPr>
+          <w:b/>
+          <w:bCs/>
+          <w:sz w:val="24"/>
+          <w:szCs w:val="24"/>
+          <w:lang w:val="en-US"/>
+        </w:rPr>
+        <w:t>Q.3) Full Form:</w:t>
+      </w:r>
+    </w:p>
+    <w:p>
+      <w:pPr>
+        <w:rPr>
+          <w:sz w:val="24"/>
+          <w:szCs w:val="24"/>
+          <w:lang w:val="en-US"/>
+        </w:rPr>
+      </w:pPr>
+      <w:r>
+        <w:rPr>
+          <w:b/>
+          <w:bCs/>
+          <w:sz w:val="24"/>
+          <w:szCs w:val="24"/>
+          <w:lang w:val="en-US"/>
+        </w:rPr>
+        <w:t>1) WWW:</w:t>
+      </w:r>
+      <w:r>
+        <w:rPr>
+          <w:sz w:val="24"/>
+          <w:szCs w:val="24"/>
+          <w:lang w:val="en-US"/>
+        </w:rPr>
+        <w:br/>
+      </w:r>
+      <w:r>
+        <w:rPr>
+          <w:b/>
+          <w:bCs/>
+          <w:sz w:val="24"/>
+          <w:szCs w:val="24"/>
+          <w:lang w:val="en-US"/>
+        </w:rPr>
+        <w:t>Answer: World Wide Web</w:t>
+      </w:r>
+    </w:p>
+    <w:p>
+      <w:pPr>
+        <w:rPr>
+          <w:sz w:val="24"/>
+          <w:szCs w:val="24"/>
+          <w:lang w:val="en-US"/>
+        </w:rPr>
+      </w:pPr>
+      <w:r>
+        <w:rPr>
+          <w:b/>
+          <w:bCs/>
+          <w:sz w:val="24"/>
+          <w:szCs w:val="24"/>
+          <w:lang w:val="en-US"/>
+        </w:rPr>
+        <w:t>2) https:</w:t>
+      </w:r>
+      <w:r>
+        <w:rPr>
+          <w:sz w:val="24"/>
+          <w:szCs w:val="24"/>
+          <w:lang w:val="en-US"/>
+        </w:rPr>
+        <w:br/>
+      </w:r>
+      <w:r>
+        <w:rPr>
+          <w:b/>
+          <w:bCs/>
+          <w:sz w:val="24"/>
+          <w:szCs w:val="24"/>
+          <w:lang w:val="en-US"/>
+        </w:rPr>
+        <w:t xml:space="preserve">Answer: </w:t>
+      </w:r>
+      <w:proofErr w:type="spellStart"/>
+      <w:r>
+        <w:rPr>
+          <w:b/>
+          <w:bCs/>
+          <w:sz w:val="24"/>
+          <w:szCs w:val="24"/>
+          <w:lang w:val="en-US"/>
+        </w:rPr>
+        <w:t>HyperText</w:t>
+      </w:r>
+      <w:proofErr w:type="spellEnd"/>
+      <w:r>
+        <w:rPr>
+          <w:b/>
+          <w:bCs/>
+          <w:sz w:val="24"/>
+          <w:szCs w:val="24"/>
+          <w:lang w:val="en-US"/>
+        </w:rPr>
+        <w:t xml:space="preserve"> Transfer Protocol Secure</w:t>
+      </w:r>
+      <w:r>
+        <w:rPr>
+          <w:sz w:val="24"/>
+          <w:szCs w:val="24"/>
+          <w:lang w:val="en-US"/>
+        </w:rPr>
+        <w:br/>
+      </w:r>
+      <w:r>
+        <w:rPr>
+          <w:i/>
+          <w:iCs/>
+          <w:sz w:val="24"/>
+          <w:szCs w:val="24"/>
+          <w:lang w:val="en-US"/>
+        </w:rPr>
+        <w:t>Explanation: HTTPS adds security encryption to protect data during web browsing.</w:t>
+      </w:r>
+    </w:p>
+    <w:p>
+      <w:pPr>
+        <w:rPr>
+          <w:sz w:val="24"/>
+          <w:szCs w:val="24"/>
+          <w:lang w:val="en-US"/>
+        </w:rPr>
+      </w:pPr>
+      <w:r>
+        <w:rPr>
+          <w:b/>
+          <w:bCs/>
+          <w:sz w:val="24"/>
+          <w:szCs w:val="24"/>
+          <w:lang w:val="en-US"/>
+        </w:rPr>
+        <w:t>3) URL:</w:t>
+      </w:r>
+      <w:r>
+        <w:rPr>
+          <w:sz w:val="24"/>
+          <w:szCs w:val="24"/>
+          <w:lang w:val="en-US"/>
+        </w:rPr>
+        <w:br/>
+      </w:r>
+      <w:r>
+        <w:rPr>
+          <w:b/>
+          <w:bCs/>
+          <w:sz w:val="24"/>
+          <w:szCs w:val="24"/>
+          <w:lang w:val="en-US"/>
+        </w:rPr>
+        <w:t>Answer: Uniform Resource Locator</w:t>
+      </w:r>
+      <w:r>
+        <w:rPr>
+          <w:sz w:val="24"/>
+          <w:szCs w:val="24"/>
+          <w:lang w:val="en-US"/>
+        </w:rPr>
+        <w:br/>
+      </w:r>
+      <w:r>
+        <w:rPr>
+          <w:i/>
+          <w:iCs/>
+          <w:sz w:val="24"/>
+          <w:szCs w:val="24"/>
+          <w:lang w:val="en-US"/>
+        </w:rPr>
+        <w:t>Explanation: URL is the web address (like </w:t>
+      </w:r>
+      <w:hyperlink r:id="rId5" w:tgtFrame="_blank" w:history="1">
+        <w:r>
+          <w:rPr>
+            <w:rStyle w:val="Hyperlink"/>
+            <w:i/>
+            <w:iCs/>
+            <w:sz w:val="24"/>
+            <w:szCs w:val="24"/>
+            <w:lang w:val="en-US"/>
+          </w:rPr>
+          <w:t>https://www.google.com</w:t>
+        </w:r>
+      </w:hyperlink>
+      <w:r>
+        <w:rPr>
+          <w:i/>
+          <w:iCs/>
+          <w:sz w:val="24"/>
+          <w:szCs w:val="24"/>
+          <w:lang w:val="en-US"/>
+        </w:rPr>
+        <w:t>) that locates specific webpages.</w:t>
+      </w:r>
+    </w:p>
+    <w:p>
+      <w:pPr>
+        <w:rPr>
+          <w:sz w:val="24"/>
+          <w:szCs w:val="24"/>
+          <w:lang w:val="en-US"/>
+        </w:rPr>
+      </w:pPr>
+      <w:r>
+        <w:rPr>
+          <w:sz w:val="24"/>
+          <w:szCs w:val="24"/>
+          <w:lang w:val="en-US"/>
+        </w:rPr>
+        <w:pict w14:anchorId="7F876BBE">
+          <v:rect id="_x0000_i1033" style="width:0;height:.75pt" o:hralign="center" o:hrstd="t" o:hr="t" fillcolor="#a0a0a0" stroked="f"/>
+        </w:pict>
+      </w:r>
+    </w:p>
+    <w:p>
+      <w:pPr>
+        <w:rPr>
+          <w:b/>
+          <w:bCs/>
+          <w:sz w:val="24"/>
+          <w:szCs w:val="24"/>
+          <w:lang w:val="en-US"/>
+        </w:rPr>
+      </w:pPr>
+      <w:r>
+        <w:rPr>
+          <w:b/>
+          <w:bCs/>
+          <w:sz w:val="24"/>
+          <w:szCs w:val="24"/>
+          <w:lang w:val="en-US"/>
+        </w:rPr>
+        <w:t>Additional Practice Questions (Internet/Networking - More Abbreviations &amp; Concepts)</w:t>
+      </w:r>
+    </w:p>
+    <w:p>
+      <w:pPr>
+        <w:rPr>
+          <w:b/>
+          <w:bCs/>
+          <w:sz w:val="24"/>
+          <w:szCs w:val="24"/>
+          <w:lang w:val="en-US"/>
+        </w:rPr>
+      </w:pPr>
+      <w:r>
+        <w:rPr>
+          <w:b/>
+          <w:bCs/>
+          <w:sz w:val="24"/>
+          <w:szCs w:val="24"/>
+          <w:lang w:val="en-US"/>
+        </w:rPr>
+        <w:t>Q.4) Choose the correct option:</w:t>
+      </w:r>
+    </w:p>
+    <w:p>
+      <w:pPr>
+        <w:rPr>
+          <w:sz w:val="24"/>
+          <w:szCs w:val="24"/>
+          <w:lang w:val="en-US"/>
+        </w:rPr>
+      </w:pPr>
+      <w:r>
+        <w:rPr>
+          <w:b/>
+          <w:bCs/>
+          <w:sz w:val="24"/>
+          <w:szCs w:val="24"/>
+          <w:lang w:val="en-US"/>
+        </w:rPr>
+        <w:t>1. What does ISP stand for?</w:t>
+      </w:r>
+      <w:r>
+        <w:rPr>
+          <w:sz w:val="24"/>
+          <w:szCs w:val="24"/>
+          <w:lang w:val="en-US"/>
+        </w:rPr>
+        <w:br/>
+        <w:t>A. Internet Service Provider B. Internal System Processor C. International Speed Protocol D. Internet Security Program</w:t>
+      </w:r>
+      <w:r>
+        <w:rPr>
+          <w:sz w:val="24"/>
+          <w:szCs w:val="24"/>
+          <w:lang w:val="en-US"/>
+        </w:rPr>
+        <w:br/>
+      </w:r>
+      <w:r>
+        <w:rPr>
+          <w:b/>
+          <w:bCs/>
+          <w:sz w:val="24"/>
+          <w:szCs w:val="24"/>
+          <w:lang w:val="en-US"/>
+        </w:rPr>
+        <w:t>Answer: A. Internet Service Provider</w:t>
+      </w:r>
+      <w:r>
+        <w:rPr>
+          <w:sz w:val="24"/>
+          <w:szCs w:val="24"/>
+          <w:lang w:val="en-US"/>
+        </w:rPr>
+        <w:br/>
+      </w:r>
+      <w:r>
+        <w:rPr>
+          <w:i/>
+          <w:iCs/>
+          <w:sz w:val="24"/>
+          <w:szCs w:val="24"/>
+          <w:lang w:val="en-US"/>
+        </w:rPr>
+        <w:t>Explanation: ISP companies (like Jio, Airtel) provide internet connection to homes.</w:t>
+      </w:r>
+    </w:p>
+    <w:p>
+      <w:pPr>
+        <w:rPr>
+          <w:sz w:val="24"/>
+          <w:szCs w:val="24"/>
+          <w:lang w:val="en-US"/>
+        </w:rPr>
+      </w:pPr>
+      <w:r>
+        <w:rPr>
+          <w:b/>
+          <w:bCs/>
+          <w:sz w:val="24"/>
+          <w:szCs w:val="24"/>
+          <w:lang w:val="en-US"/>
+        </w:rPr>
+        <w:t>2. Which device connects multiple computers to share internet?</w:t>
+      </w:r>
+      <w:r>
+        <w:rPr>
+          <w:sz w:val="24"/>
+          <w:szCs w:val="24"/>
+          <w:lang w:val="en-US"/>
+        </w:rPr>
+        <w:br/>
+        <w:t>A. Modem B. Router C. Keyboard D. Monitor</w:t>
+      </w:r>
+      <w:r>
+        <w:rPr>
+          <w:sz w:val="24"/>
+          <w:szCs w:val="24"/>
+          <w:lang w:val="en-US"/>
+        </w:rPr>
+        <w:br/>
+      </w:r>
+      <w:r>
+        <w:rPr>
+          <w:b/>
+          <w:bCs/>
+          <w:sz w:val="24"/>
+          <w:szCs w:val="24"/>
+          <w:lang w:val="en-US"/>
+        </w:rPr>
+        <w:t>Answer: B. Router</w:t>
+      </w:r>
+    </w:p>
+    <w:p>
+      <w:pPr>
+        <w:rPr>
+          <w:sz w:val="24"/>
+          <w:szCs w:val="24"/>
+          <w:lang w:val="en-US"/>
+        </w:rPr>
+      </w:pPr>
+      <w:r>
+        <w:rPr>
+          <w:b/>
+          <w:bCs/>
+          <w:sz w:val="24"/>
+          <w:szCs w:val="24"/>
+          <w:lang w:val="en-US"/>
+        </w:rPr>
+        <w:lastRenderedPageBreak/>
+        <w:t>3. What does LAN mean?</w:t>
+      </w:r>
+      <w:r>
+        <w:rPr>
+          <w:sz w:val="24"/>
+          <w:szCs w:val="24"/>
+          <w:lang w:val="en-US"/>
+        </w:rPr>
+        <w:br/>
+        <w:t>A. Large Area Network B. Local Area Network C. Long Access Network D. Light Access Node</w:t>
+      </w:r>
+      <w:r>
+        <w:rPr>
+          <w:sz w:val="24"/>
+          <w:szCs w:val="24"/>
+          <w:lang w:val="en-US"/>
+        </w:rPr>
+        <w:br/>
+      </w:r>
+      <w:r>
+        <w:rPr>
+          <w:b/>
+          <w:bCs/>
+          <w:sz w:val="24"/>
+          <w:szCs w:val="24"/>
+          <w:lang w:val="en-US"/>
+        </w:rPr>
+        <w:t>Answer: B. Local Area Network</w:t>
+      </w:r>
+      <w:r>
+        <w:rPr>
+          <w:sz w:val="24"/>
+          <w:szCs w:val="24"/>
+          <w:lang w:val="en-US"/>
+        </w:rPr>
+        <w:br/>
+      </w:r>
+      <w:r>
+        <w:rPr>
+          <w:i/>
+          <w:iCs/>
+          <w:sz w:val="24"/>
+          <w:szCs w:val="24"/>
+          <w:lang w:val="en-US"/>
+        </w:rPr>
+        <w:t>Explanation: LAN connects devices in small area like home or school.</w:t>
+      </w:r>
+    </w:p>
+    <w:p>
+      <w:pPr>
+        <w:rPr>
+          <w:b/>
+          <w:bCs/>
+          <w:sz w:val="24"/>
+          <w:szCs w:val="24"/>
+          <w:lang w:val="en-US"/>
+        </w:rPr>
+      </w:pPr>
+      <w:r>
+        <w:rPr>
+          <w:b/>
+          <w:bCs/>
+          <w:sz w:val="24"/>
+          <w:szCs w:val="24"/>
+          <w:lang w:val="en-US"/>
+        </w:rPr>
+        <w:t>Q.5) Answer the following:</w:t>
+      </w:r>
+    </w:p>
+    <w:p>
+      <w:pPr>
+        <w:rPr>
+          <w:sz w:val="24"/>
+          <w:szCs w:val="24"/>
+          <w:lang w:val="en-US"/>
+        </w:rPr>
+      </w:pPr>
+      <w:r>
+        <w:rPr>
+          <w:b/>
+          <w:bCs/>
+          <w:sz w:val="24"/>
+          <w:szCs w:val="24"/>
+          <w:lang w:val="en-US"/>
+        </w:rPr>
+        <w:t>1. What is an IP Address?</w:t>
+      </w:r>
+      <w:r>
+        <w:rPr>
+          <w:sz w:val="24"/>
+          <w:szCs w:val="24"/>
+          <w:lang w:val="en-US"/>
+        </w:rPr>
+        <w:br/>
+      </w:r>
+      <w:r>
+        <w:rPr>
+          <w:b/>
+          <w:bCs/>
+          <w:sz w:val="24"/>
+          <w:szCs w:val="24"/>
+          <w:lang w:val="en-US"/>
+        </w:rPr>
+        <w:t>Answer: Internet Protocol Address - unique number (like 192.168.1.1) that identifies devices on internet.</w:t>
+      </w:r>
+    </w:p>
+    <w:p>
+      <w:pPr>
+        <w:rPr>
+          <w:sz w:val="24"/>
+          <w:szCs w:val="24"/>
+          <w:lang w:val="en-US"/>
+        </w:rPr>
+      </w:pPr>
+      <w:r>
+        <w:rPr>
+          <w:b/>
+          <w:bCs/>
+          <w:sz w:val="24"/>
+          <w:szCs w:val="24"/>
+          <w:lang w:val="en-US"/>
+        </w:rPr>
+        <w:t>2. Name 3 types of broadband connections.</w:t>
+      </w:r>
+      <w:r>
+        <w:rPr>
+          <w:sz w:val="24"/>
+          <w:szCs w:val="24"/>
+          <w:lang w:val="en-US"/>
+        </w:rPr>
+        <w:br/>
+      </w:r>
+      <w:r>
+        <w:rPr>
+          <w:b/>
+          <w:bCs/>
+          <w:sz w:val="24"/>
+          <w:szCs w:val="24"/>
+          <w:lang w:val="en-US"/>
+        </w:rPr>
+        <w:t>Answer: Wired, Wireless, Mobile, Satellite.</w:t>
+      </w:r>
+      <w:r>
+        <w:rPr>
+          <w:sz w:val="24"/>
+          <w:szCs w:val="24"/>
+          <w:lang w:val="en-US"/>
+        </w:rPr>
+        <w:t>​</w:t>
+      </w:r>
+    </w:p>
+    <w:p>
+      <w:pPr>
+        <w:rPr>
+          <w:sz w:val="24"/>
+          <w:szCs w:val="24"/>
+          <w:lang w:val="en-US"/>
+        </w:rPr>
+      </w:pPr>
+      <w:r>
+        <w:rPr>
+          <w:b/>
+          <w:bCs/>
+          <w:sz w:val="24"/>
+          <w:szCs w:val="24"/>
+          <w:lang w:val="en-US"/>
+        </w:rPr>
+        <w:t>3. What is the difference between Wi-Fi and Bluetooth?</w:t>
+      </w:r>
+      <w:r>
+        <w:rPr>
+          <w:sz w:val="24"/>
+          <w:szCs w:val="24"/>
+          <w:lang w:val="en-US"/>
+        </w:rPr>
+        <w:br/>
+      </w:r>
+      <w:r>
+        <w:rPr>
+          <w:b/>
+          <w:bCs/>
+          <w:sz w:val="24"/>
+          <w:szCs w:val="24"/>
+          <w:lang w:val="en-US"/>
+        </w:rPr>
+        <w:t>Answer: Wi-Fi connects to internet; Bluetooth connects devices to each other (like phone to speaker).</w:t>
+      </w:r>
+      <w:r>
+        <w:rPr>
+          <w:sz w:val="24"/>
+          <w:szCs w:val="24"/>
+          <w:lang w:val="en-US"/>
+        </w:rPr>
+        <w:t>​</w:t>
+      </w:r>
+    </w:p>
+    <w:p>
+      <w:pPr>
+        <w:rPr>
+          <w:b/>
+          <w:bCs/>
+          <w:sz w:val="24"/>
+          <w:szCs w:val="24"/>
+          <w:lang w:val="en-US"/>
+        </w:rPr>
+      </w:pPr>
+      <w:r>
+        <w:rPr>
+          <w:b/>
+          <w:bCs/>
+          <w:sz w:val="24"/>
+          <w:szCs w:val="24"/>
+          <w:lang w:val="en-US"/>
+        </w:rPr>
+        <w:t>Q.6) Full Forms (More Internet Abbreviations):</w:t>
+      </w:r>
+    </w:p>
+    <w:p>
+      <w:pPr>
+        <w:rPr>
+          <w:sz w:val="24"/>
+          <w:szCs w:val="24"/>
+          <w:lang w:val="en-US"/>
+        </w:rPr>
+      </w:pPr>
+      <w:r>
+        <w:rPr>
+          <w:b/>
+          <w:bCs/>
+          <w:sz w:val="24"/>
+          <w:szCs w:val="24"/>
+          <w:lang w:val="en-US"/>
+        </w:rPr>
+        <w:t>1) ISP:</w:t>
+      </w:r>
+      <w:r>
+        <w:rPr>
+          <w:sz w:val="24"/>
+          <w:szCs w:val="24"/>
+          <w:lang w:val="en-US"/>
+        </w:rPr>
+        <w:br/>
+      </w:r>
+      <w:r>
+        <w:rPr>
+          <w:b/>
+          <w:bCs/>
+          <w:sz w:val="24"/>
+          <w:szCs w:val="24"/>
+          <w:lang w:val="en-US"/>
+        </w:rPr>
+        <w:t>Answer: Internet Service Provider</w:t>
+      </w:r>
+    </w:p>
+    <w:p>
+      <w:pPr>
+        <w:rPr>
+          <w:sz w:val="24"/>
+          <w:szCs w:val="24"/>
+          <w:lang w:val="en-US"/>
+        </w:rPr>
+      </w:pPr>
+      <w:r>
+        <w:rPr>
+          <w:b/>
+          <w:bCs/>
+          <w:sz w:val="24"/>
+          <w:szCs w:val="24"/>
+          <w:lang w:val="en-US"/>
+        </w:rPr>
+        <w:t>2) HTML:</w:t>
+      </w:r>
+      <w:r>
+        <w:rPr>
+          <w:sz w:val="24"/>
+          <w:szCs w:val="24"/>
+          <w:lang w:val="en-US"/>
+        </w:rPr>
+        <w:br/>
+      </w:r>
+      <w:r>
+        <w:rPr>
+          <w:b/>
+          <w:bCs/>
+          <w:sz w:val="24"/>
+          <w:szCs w:val="24"/>
+          <w:lang w:val="en-US"/>
+        </w:rPr>
+        <w:t xml:space="preserve">Answer: </w:t>
+      </w:r>
+      <w:proofErr w:type="spellStart"/>
+      <w:r>
+        <w:rPr>
+          <w:b/>
+          <w:bCs/>
+          <w:sz w:val="24"/>
+          <w:szCs w:val="24"/>
+          <w:lang w:val="en-US"/>
+        </w:rPr>
+        <w:t>HyperText</w:t>
+      </w:r>
+      <w:proofErr w:type="spellEnd"/>
+      <w:r>
+        <w:rPr>
+          <w:b/>
+          <w:bCs/>
+          <w:sz w:val="24"/>
+          <w:szCs w:val="24"/>
+          <w:lang w:val="en-US"/>
+        </w:rPr>
+        <w:t xml:space="preserve"> Markup Language</w:t>
+      </w:r>
+      <w:r>
+        <w:rPr>
+          <w:sz w:val="24"/>
+          <w:szCs w:val="24"/>
+          <w:lang w:val="en-US"/>
+        </w:rPr>
+        <w:br/>
+      </w:r>
+      <w:r>
+        <w:rPr>
+          <w:i/>
+          <w:iCs/>
+          <w:sz w:val="24"/>
+          <w:szCs w:val="24"/>
+          <w:lang w:val="en-US"/>
+        </w:rPr>
+        <w:t>Explanation: HTML creates webpage structure (text, images, links).</w:t>
+      </w:r>
+    </w:p>
+    <w:p>
+      <w:pPr>
+        <w:rPr>
+          <w:sz w:val="24"/>
+          <w:szCs w:val="24"/>
+          <w:lang w:val="en-US"/>
+        </w:rPr>
+      </w:pPr>
+      <w:r>
+        <w:rPr>
+          <w:b/>
+          <w:bCs/>
+          <w:sz w:val="24"/>
+          <w:szCs w:val="24"/>
+          <w:lang w:val="en-US"/>
+        </w:rPr>
+        <w:t>3) FTP:</w:t>
+      </w:r>
+      <w:r>
+        <w:rPr>
+          <w:sz w:val="24"/>
+          <w:szCs w:val="24"/>
+          <w:lang w:val="en-US"/>
+        </w:rPr>
+        <w:br/>
+      </w:r>
+      <w:r>
+        <w:rPr>
+          <w:b/>
+          <w:bCs/>
+          <w:sz w:val="24"/>
+          <w:szCs w:val="24"/>
+          <w:lang w:val="en-US"/>
+        </w:rPr>
+        <w:t>Answer: File Transfer Protocol</w:t>
+      </w:r>
+      <w:r>
+        <w:rPr>
+          <w:sz w:val="24"/>
+          <w:szCs w:val="24"/>
+          <w:lang w:val="en-US"/>
+        </w:rPr>
+        <w:br/>
+      </w:r>
+      <w:r>
+        <w:rPr>
+          <w:i/>
+          <w:iCs/>
+          <w:sz w:val="24"/>
+          <w:szCs w:val="24"/>
+          <w:lang w:val="en-US"/>
+        </w:rPr>
+        <w:t>Explanation: FTP uploads/downloads files from internet servers.</w:t>
+      </w:r>
+    </w:p>
+    <w:p>
+      <w:pPr>
+        <w:rPr>
+          <w:sz w:val="24"/>
+          <w:szCs w:val="24"/>
+          <w:lang w:val="en-US"/>
+        </w:rPr>
+      </w:pPr>
+      <w:r>
+        <w:rPr>
+          <w:b/>
+          <w:bCs/>
+          <w:sz w:val="24"/>
+          <w:szCs w:val="24"/>
+          <w:lang w:val="en-US"/>
+        </w:rPr>
+        <w:t>4) DNS:</w:t>
+      </w:r>
+      <w:r>
+        <w:rPr>
+          <w:sz w:val="24"/>
+          <w:szCs w:val="24"/>
+          <w:lang w:val="en-US"/>
+        </w:rPr>
+        <w:br/>
+      </w:r>
+      <w:r>
+        <w:rPr>
+          <w:b/>
+          <w:bCs/>
+          <w:sz w:val="24"/>
+          <w:szCs w:val="24"/>
+          <w:lang w:val="en-US"/>
+        </w:rPr>
+        <w:t>Answer: Domain Name System</w:t>
+      </w:r>
+      <w:r>
+        <w:rPr>
+          <w:sz w:val="24"/>
+          <w:szCs w:val="24"/>
+          <w:lang w:val="en-US"/>
+        </w:rPr>
+        <w:br/>
+      </w:r>
+      <w:r>
+        <w:rPr>
+          <w:i/>
+          <w:iCs/>
+          <w:sz w:val="24"/>
+          <w:szCs w:val="24"/>
+          <w:lang w:val="en-US"/>
+        </w:rPr>
+        <w:t>Explanation: DNS converts website names (google.com) to IP addresses.</w:t>
+      </w:r>
+    </w:p>
+    <w:p>
+      <w:pPr>
+        <w:rPr>
+          <w:sz w:val="24"/>
+          <w:szCs w:val="24"/>
+          <w:lang w:val="en-US"/>
+        </w:rPr>
+      </w:pPr>
+      <w:r>
+        <w:rPr>
+          <w:b/>
+          <w:bCs/>
+          <w:sz w:val="24"/>
+          <w:szCs w:val="24"/>
+          <w:lang w:val="en-US"/>
+        </w:rPr>
+        <w:t>5) TCP/IP:</w:t>
+      </w:r>
+      <w:r>
+        <w:rPr>
+          <w:sz w:val="24"/>
+          <w:szCs w:val="24"/>
+          <w:lang w:val="en-US"/>
+        </w:rPr>
+        <w:br/>
+      </w:r>
+      <w:r>
+        <w:rPr>
+          <w:b/>
+          <w:bCs/>
+          <w:sz w:val="24"/>
+          <w:szCs w:val="24"/>
+          <w:lang w:val="en-US"/>
+        </w:rPr>
+        <w:t>Answer: Transmission Control Protocol/Internet Protocol</w:t>
+      </w:r>
+      <w:r>
+        <w:rPr>
+          <w:sz w:val="24"/>
+          <w:szCs w:val="24"/>
+          <w:lang w:val="en-US"/>
+        </w:rPr>
+        <w:br/>
+      </w:r>
+      <w:r>
+        <w:rPr>
+          <w:i/>
+          <w:iCs/>
+          <w:sz w:val="24"/>
+          <w:szCs w:val="24"/>
+          <w:lang w:val="en-US"/>
+        </w:rPr>
+        <w:t>Explanation: Basic rules for sending data across internet.</w:t>
+      </w:r>
+    </w:p>
+    <w:p>
+      <w:pPr>
+        <w:rPr>
+          <w:sz w:val="24"/>
+          <w:szCs w:val="24"/>
+          <w:lang w:val="en-US"/>
+        </w:rPr>
+      </w:pPr>
+      <w:r>
+        <w:rPr>
+          <w:b/>
+          <w:bCs/>
+          <w:sz w:val="24"/>
+          <w:szCs w:val="24"/>
+          <w:lang w:val="en-US"/>
+        </w:rPr>
+        <w:t>6) PDF:</w:t>
+      </w:r>
+      <w:r>
+        <w:rPr>
+          <w:sz w:val="24"/>
+          <w:szCs w:val="24"/>
+          <w:lang w:val="en-US"/>
+        </w:rPr>
+        <w:br/>
+      </w:r>
+      <w:r>
+        <w:rPr>
+          <w:b/>
+          <w:bCs/>
+          <w:sz w:val="24"/>
+          <w:szCs w:val="24"/>
+          <w:lang w:val="en-US"/>
+        </w:rPr>
+        <w:t>Answer: Portable Document Format</w:t>
+      </w:r>
+      <w:r>
+        <w:rPr>
+          <w:sz w:val="24"/>
+          <w:szCs w:val="24"/>
+          <w:lang w:val="en-US"/>
+        </w:rPr>
+        <w:br/>
+      </w:r>
+      <w:r>
+        <w:rPr>
+          <w:i/>
+          <w:iCs/>
+          <w:sz w:val="24"/>
+          <w:szCs w:val="24"/>
+          <w:lang w:val="en-US"/>
+        </w:rPr>
+        <w:t>Explanation: PDF preserves document formatting across devices.</w:t>
+      </w:r>
+    </w:p>
+    <w:p>
+      <w:pPr>
+        <w:rPr>
+          <w:b/>
+          <w:bCs/>
+          <w:sz w:val="24"/>
+          <w:szCs w:val="24"/>
+          <w:lang w:val="en-US"/>
+        </w:rPr>
+      </w:pPr>
+      <w:r>
+        <w:rPr>
+          <w:b/>
+          <w:bCs/>
+          <w:sz w:val="24"/>
+          <w:szCs w:val="24"/>
+          <w:lang w:val="en-US"/>
+        </w:rPr>
+        <w:t>Q.7) Match the Following:</w:t>
+      </w:r>
+    </w:p>
+    <w:p>
+      <w:pPr>
+        <w:rPr>
+          <w:sz w:val="24"/>
+          <w:szCs w:val="24"/>
+          <w:lang w:val="en-US"/>
+        </w:rPr>
+      </w:pPr>
+      <w:r>
+        <w:rPr>
+          <w:b/>
+          <w:bCs/>
+          <w:sz w:val="24"/>
+          <w:szCs w:val="24"/>
+          <w:lang w:val="en-US"/>
+        </w:rPr>
+        <w:t>1) Converts signals</w:t>
+      </w:r>
+      <w:r>
+        <w:rPr>
+          <w:sz w:val="24"/>
+          <w:szCs w:val="24"/>
+          <w:lang w:val="en-US"/>
+        </w:rPr>
+        <w:t> → </w:t>
+      </w:r>
+      <w:r>
+        <w:rPr>
+          <w:b/>
+          <w:bCs/>
+          <w:sz w:val="24"/>
+          <w:szCs w:val="24"/>
+          <w:lang w:val="en-US"/>
+        </w:rPr>
+        <w:t>A. Router</w:t>
+      </w:r>
+      <w:r>
+        <w:rPr>
+          <w:sz w:val="24"/>
+          <w:szCs w:val="24"/>
+          <w:lang w:val="en-US"/>
+        </w:rPr>
+        <w:br/>
+      </w:r>
+      <w:r>
+        <w:rPr>
+          <w:b/>
+          <w:bCs/>
+          <w:sz w:val="24"/>
+          <w:szCs w:val="24"/>
+          <w:lang w:val="en-US"/>
+        </w:rPr>
+        <w:t>2) Shares internet</w:t>
+      </w:r>
+      <w:r>
+        <w:rPr>
+          <w:sz w:val="24"/>
+          <w:szCs w:val="24"/>
+          <w:lang w:val="en-US"/>
+        </w:rPr>
+        <w:t> → </w:t>
+      </w:r>
+      <w:r>
+        <w:rPr>
+          <w:b/>
+          <w:bCs/>
+          <w:sz w:val="24"/>
+          <w:szCs w:val="24"/>
+          <w:lang w:val="en-US"/>
+        </w:rPr>
+        <w:t>B. Modem</w:t>
+      </w:r>
+      <w:r>
+        <w:rPr>
+          <w:sz w:val="24"/>
+          <w:szCs w:val="24"/>
+          <w:lang w:val="en-US"/>
+        </w:rPr>
+        <w:br/>
+      </w:r>
+      <w:r>
+        <w:rPr>
+          <w:b/>
+          <w:bCs/>
+          <w:sz w:val="24"/>
+          <w:szCs w:val="24"/>
+          <w:lang w:val="en-US"/>
+        </w:rPr>
+        <w:t>3) Web browser</w:t>
+      </w:r>
+      <w:r>
+        <w:rPr>
+          <w:sz w:val="24"/>
+          <w:szCs w:val="24"/>
+          <w:lang w:val="en-US"/>
+        </w:rPr>
+        <w:t> → </w:t>
+      </w:r>
+      <w:r>
+        <w:rPr>
+          <w:b/>
+          <w:bCs/>
+          <w:sz w:val="24"/>
+          <w:szCs w:val="24"/>
+          <w:lang w:val="en-US"/>
+        </w:rPr>
+        <w:t>C. Chrome/Firefox</w:t>
+      </w:r>
+      <w:r>
+        <w:rPr>
+          <w:sz w:val="24"/>
+          <w:szCs w:val="24"/>
+          <w:lang w:val="en-US"/>
+        </w:rPr>
+        <w:br/>
+      </w:r>
+      <w:r>
+        <w:rPr>
+          <w:b/>
+          <w:bCs/>
+          <w:sz w:val="24"/>
+          <w:szCs w:val="24"/>
+          <w:lang w:val="en-US"/>
+        </w:rPr>
+        <w:t>4) Website address</w:t>
+      </w:r>
+      <w:r>
+        <w:rPr>
+          <w:sz w:val="24"/>
+          <w:szCs w:val="24"/>
+          <w:lang w:val="en-US"/>
+        </w:rPr>
+        <w:t> → </w:t>
+      </w:r>
+      <w:r>
+        <w:rPr>
+          <w:b/>
+          <w:bCs/>
+          <w:sz w:val="24"/>
+          <w:szCs w:val="24"/>
+          <w:lang w:val="en-US"/>
+        </w:rPr>
+        <w:t>D. URL</w:t>
+      </w:r>
+    </w:p>
+    <w:p>
+      <w:pPr>
+        <w:rPr>
+          <w:sz w:val="24"/>
+          <w:szCs w:val="24"/>
+          <w:lang w:val="en-US"/>
+        </w:rPr>
+      </w:pPr>
+      <w:r>
+        <w:rPr>
+          <w:b/>
+          <w:bCs/>
+          <w:sz w:val="24"/>
+          <w:szCs w:val="24"/>
+          <w:lang w:val="en-US"/>
+        </w:rPr>
+        <w:t>Answers: 1-B, 2-A, 3-C, 4-</w:t>
+      </w:r>
+      <w:r>
+        <w:rPr>
+          <w:b/>
+          <w:bCs/>
+          <w:sz w:val="24"/>
+          <w:szCs w:val="24"/>
+          <w:lang w:val="en-US"/>
+        </w:rPr>
+        <w:t>D</w:t>
+      </w:r>
+    </w:p>
+    <w:p>
+      <w:pPr>
+        <w:rPr>
+          <w:sz w:val="24"/>
+          <w:szCs w:val="24"/>
+          <w:lang w:val="en-US"/>
+        </w:rPr>
+      </w:pPr>
+    </w:p>
+    <w:p/>
     <w:p>
       <w:pPr>
         <w:rPr>
@@ -628,7 +4191,7 @@
 </file>
 
 <file path=word/styles.xml><?xml version="1.0" encoding="utf-8"?>
-<w:styles xmlns:mc="http://schemas.openxmlformats.org/markup-compatibility/2006" xmlns:r="http://schemas.openxmlformats.org/officeDocument/2006/relationships" xmlns:w="http://schemas.openxmlformats.org/wordprocessingml/2006/main" xmlns:w14="http://schemas.microsoft.com/office/word/2010/wordml" xmlns:w15="http://schemas.microsoft.com/office/word/2012/wordml" xmlns:w16cex="http://schemas.microsoft.com/office/word/2018/wordml/cex" xmlns:w16cid="http://schemas.microsoft.com/office/word/2016/wordml/cid" xmlns:w16="http://schemas.microsoft.com/office/word/2018/wordml" xmlns:w16du="http://schemas.microsoft.com/office/word/2023/wordml/word16du" xmlns:w16sdtdh="http://schemas.microsoft.com/office/word/2020/wordml/sdtdatahash" xmlns:w16sdtfl="http://schemas.microsoft.com/office/word/2024/wordml/sdtformatlock" xmlns:w16se="http://schemas.microsoft.com/office/word/2015/wordml/symex" mc:Ignorable="w14 w15 w16se w16cid w16 w16cex w16sdtdh w16sdtfl w16du">
+<w:styles xmlns:mc="http://schemas.openxmlformats.org/markup-compatibility/2006" xmlns:r="http://schemas.openxmlformats.org/officeDocument/2006/relationships" xmlns:w="http://schemas.openxmlformats.org/wordprocessingml/2006/main" xmlns:w14="http://schemas.microsoft.com/office/word/2010/wordml" xmlns:w15="http://schemas.microsoft.com/office/word/2012/wordml" xmlns:w16cex="http://schemas.microsoft.com/office/word/2018/wordml/cex" xmlns:w16cid="http://schemas.microsoft.com/office/word/2016/wordml/cid" xmlns:w16="http://schemas.microsoft.com/office/word/2018/wordml" xmlns:w16sdtdh="http://schemas.microsoft.com/office/word/2020/wordml/sdtdatahash" xmlns:w16se="http://schemas.microsoft.com/office/word/2015/wordml/symex" mc:Ignorable="w14 w15 w16se w16cid w16 w16cex w16sdtdh">
   <w:docDefaults>
     <w:rPrDefault>
       <w:rPr>
@@ -1544,6 +5107,41 @@
       <w:spacing w:val="5"/>
     </w:rPr>
   </w:style>
+  <w:style w:type="character" w:styleId="Hyperlink">
+    <w:name w:val="Hyperlink"/>
+    <w:basedOn w:val="DefaultParagraphFont"/>
+    <w:uiPriority w:val="99"/>
+    <w:unhideWhenUsed/>
+    <w:rsid w:val="00055CE5"/>
+    <w:rPr>
+      <w:color w:val="0563C1" w:themeColor="hyperlink"/>
+      <w:u w:val="single"/>
+    </w:rPr>
+  </w:style>
+  <w:style w:type="character" w:styleId="UnresolvedMention">
+    <w:name w:val="Unresolved Mention"/>
+    <w:basedOn w:val="DefaultParagraphFont"/>
+    <w:uiPriority w:val="99"/>
+    <w:semiHidden/>
+    <w:unhideWhenUsed/>
+    <w:rsid w:val="00055CE5"/>
+    <w:rPr>
+      <w:color w:val="605E5C"/>
+      <w:shd w:val="clear" w:color="auto" w:fill="E1DFDD"/>
+    </w:rPr>
+  </w:style>
+  <w:style w:type="character" w:styleId="FollowedHyperlink">
+    <w:name w:val="FollowedHyperlink"/>
+    <w:basedOn w:val="DefaultParagraphFont"/>
+    <w:uiPriority w:val="99"/>
+    <w:semiHidden/>
+    <w:unhideWhenUsed/>
+    <w:rsid w:val="00253AE0"/>
+    <w:rPr>
+      <w:color w:val="954F72" w:themeColor="followedHyperlink"/>
+      <w:u w:val="single"/>
+    </w:rPr>
+  </w:style>
 </w:styles>
 </file>
 
